--- a/UI_UX/лабораторные/Лабораторная работа №3.docx
+++ b/UI_UX/лабораторные/Лабораторная работа №3.docx
@@ -1,6 +1,6 @@
 
 <file path=word/document.xml><?xml version="1.0" encoding="utf-8"?>
-<w:document xmlns:wpc="http://schemas.microsoft.com/office/word/2010/wordprocessingCanvas" xmlns:mc="http://schemas.openxmlformats.org/markup-compatibility/2006" xmlns:o="urn:schemas-microsoft-com:office:office" xmlns:r="http://schemas.openxmlformats.org/officeDocument/2006/relationships" xmlns:m="http://schemas.openxmlformats.org/officeDocument/2006/math" xmlns:v="urn:schemas-microsoft-com:vml" xmlns:wp14="http://schemas.microsoft.com/office/word/2010/wordprocessingDrawing" xmlns:wp="http://schemas.openxmlformats.org/drawingml/2006/wordprocessingDrawing" xmlns:w10="urn:schemas-microsoft-com:office:word" xmlns:w="http://schemas.openxmlformats.org/wordprocessingml/2006/main" xmlns:w14="http://schemas.microsoft.com/office/word/2010/wordml" xmlns:w15="http://schemas.microsoft.com/office/word/2012/wordml" xmlns:wpg="http://schemas.microsoft.com/office/word/2010/wordprocessingGroup" xmlns:wpi="http://schemas.microsoft.com/office/word/2010/wordprocessingInk" xmlns:wne="http://schemas.microsoft.com/office/word/2006/wordml" xmlns:wps="http://schemas.microsoft.com/office/word/2010/wordprocessingShape" mc:Ignorable="w14 w15 wp14">
+<w:document xmlns:wpc="http://schemas.microsoft.com/office/word/2010/wordprocessingCanvas" xmlns:cx="http://schemas.microsoft.com/office/drawing/2014/chartex" xmlns:cx1="http://schemas.microsoft.com/office/drawing/2015/9/8/chartex" xmlns:cx2="http://schemas.microsoft.com/office/drawing/2015/10/21/chartex" xmlns:cx3="http://schemas.microsoft.com/office/drawing/2016/5/9/chartex" xmlns:cx4="http://schemas.microsoft.com/office/drawing/2016/5/10/chartex" xmlns:cx5="http://schemas.microsoft.com/office/drawing/2016/5/11/chartex" xmlns:cx6="http://schemas.microsoft.com/office/drawing/2016/5/12/chartex" xmlns:cx7="http://schemas.microsoft.com/office/drawing/2016/5/13/chartex" xmlns:cx8="http://schemas.microsoft.com/office/drawing/2016/5/14/chartex" xmlns:mc="http://schemas.openxmlformats.org/markup-compatibility/2006" xmlns:aink="http://schemas.microsoft.com/office/drawing/2016/ink" xmlns:am3d="http://schemas.microsoft.com/office/drawing/2017/model3d" xmlns:o="urn:schemas-microsoft-com:office:office" xmlns:oel="http://schemas.microsoft.com/office/2019/extlst" xmlns:r="http://schemas.openxmlformats.org/officeDocument/2006/relationships" xmlns:m="http://schemas.openxmlformats.org/officeDocument/2006/math" xmlns:v="urn:schemas-microsoft-com:vml" xmlns:wp14="http://schemas.microsoft.com/office/word/2010/wordprocessingDrawing" xmlns:wp="http://schemas.openxmlformats.org/drawingml/2006/wordprocessingDrawing" xmlns:w10="urn:schemas-microsoft-com:office:word" xmlns:w="http://schemas.openxmlformats.org/wordprocessingml/2006/main" xmlns:w14="http://schemas.microsoft.com/office/word/2010/wordml" xmlns:w15="http://schemas.microsoft.com/office/word/2012/wordml" xmlns:w16cex="http://schemas.microsoft.com/office/word/2018/wordml/cex" xmlns:w16cid="http://schemas.microsoft.com/office/word/2016/wordml/cid" xmlns:w16="http://schemas.microsoft.com/office/word/2018/wordml" xmlns:w16sdtdh="http://schemas.microsoft.com/office/word/2020/wordml/sdtdatahash" xmlns:w16se="http://schemas.microsoft.com/office/word/2015/wordml/symex" xmlns:wpg="http://schemas.microsoft.com/office/word/2010/wordprocessingGroup" xmlns:wpi="http://schemas.microsoft.com/office/word/2010/wordprocessingInk" xmlns:wne="http://schemas.microsoft.com/office/word/2006/wordml" xmlns:wps="http://schemas.microsoft.com/office/word/2010/wordprocessingShape" mc:Ignorable="w14 w15 w16se w16cid w16 w16cex w16sdtdh wp14">
   <w:body>
     <w:p>
       <w:pPr>
@@ -56,7 +56,25 @@
           <w:sz w:val="28"/>
           <w:szCs w:val="28"/>
         </w:rPr>
-        <w:t>User Story и составление Use Case.</w:t>
+        <w:t xml:space="preserve">User Story и составление </w:t>
+      </w:r>
+      <w:proofErr w:type="spellStart"/>
+      <w:r>
+        <w:rPr>
+          <w:rFonts w:ascii="Times New Roman" w:hAnsi="Times New Roman" w:cs="Times New Roman"/>
+          <w:sz w:val="28"/>
+          <w:szCs w:val="28"/>
+        </w:rPr>
+        <w:t>Use</w:t>
+      </w:r>
+      <w:proofErr w:type="spellEnd"/>
+      <w:r>
+        <w:rPr>
+          <w:rFonts w:ascii="Times New Roman" w:hAnsi="Times New Roman" w:cs="Times New Roman"/>
+          <w:sz w:val="28"/>
+          <w:szCs w:val="28"/>
+        </w:rPr>
+        <w:t xml:space="preserve"> Case.</w:t>
       </w:r>
     </w:p>
     <w:p>
@@ -77,7 +95,17 @@
           <w:sz w:val="28"/>
           <w:szCs w:val="28"/>
         </w:rPr>
-        <w:t>Цель работы:</w:t>
+        <w:t>Цель работы</w:t>
+      </w:r>
+      <w:proofErr w:type="gramStart"/>
+      <w:r>
+        <w:rPr>
+          <w:rFonts w:ascii="Times New Roman" w:hAnsi="Times New Roman" w:cs="Times New Roman"/>
+          <w:b/>
+          <w:sz w:val="28"/>
+          <w:szCs w:val="28"/>
+        </w:rPr>
+        <w:t>:</w:t>
       </w:r>
       <w:r>
         <w:rPr>
@@ -93,7 +121,16 @@
           <w:sz w:val="28"/>
           <w:szCs w:val="28"/>
         </w:rPr>
-        <w:t>Проанализировать целевую аудиторию и выявить её потребности.</w:t>
+        <w:t>Проанализировать</w:t>
+      </w:r>
+      <w:proofErr w:type="gramEnd"/>
+      <w:r>
+        <w:rPr>
+          <w:rFonts w:ascii="Times New Roman" w:hAnsi="Times New Roman" w:cs="Times New Roman"/>
+          <w:sz w:val="28"/>
+          <w:szCs w:val="28"/>
+        </w:rPr>
+        <w:t xml:space="preserve"> целевую аудиторию и выявить её потребности.</w:t>
       </w:r>
       <w:r>
         <w:rPr>
@@ -254,7 +291,61 @@
           <w:sz w:val="28"/>
           <w:szCs w:val="28"/>
         </w:rPr>
-        <w:t>B2B, или business to business, бизнес для бизнеса, — компания продаёт свой товар или услуги другим компаниям.</w:t>
+        <w:t xml:space="preserve">B2B, или </w:t>
+      </w:r>
+      <w:proofErr w:type="spellStart"/>
+      <w:r>
+        <w:rPr>
+          <w:rFonts w:ascii="Times New Roman" w:hAnsi="Times New Roman" w:cs="Times New Roman"/>
+          <w:sz w:val="28"/>
+          <w:szCs w:val="28"/>
+        </w:rPr>
+        <w:t>business</w:t>
+      </w:r>
+      <w:proofErr w:type="spellEnd"/>
+      <w:r>
+        <w:rPr>
+          <w:rFonts w:ascii="Times New Roman" w:hAnsi="Times New Roman" w:cs="Times New Roman"/>
+          <w:sz w:val="28"/>
+          <w:szCs w:val="28"/>
+        </w:rPr>
+        <w:t xml:space="preserve"> </w:t>
+      </w:r>
+      <w:proofErr w:type="spellStart"/>
+      <w:r>
+        <w:rPr>
+          <w:rFonts w:ascii="Times New Roman" w:hAnsi="Times New Roman" w:cs="Times New Roman"/>
+          <w:sz w:val="28"/>
+          <w:szCs w:val="28"/>
+        </w:rPr>
+        <w:t>to</w:t>
+      </w:r>
+      <w:proofErr w:type="spellEnd"/>
+      <w:r>
+        <w:rPr>
+          <w:rFonts w:ascii="Times New Roman" w:hAnsi="Times New Roman" w:cs="Times New Roman"/>
+          <w:sz w:val="28"/>
+          <w:szCs w:val="28"/>
+        </w:rPr>
+        <w:t xml:space="preserve"> </w:t>
+      </w:r>
+      <w:proofErr w:type="spellStart"/>
+      <w:r>
+        <w:rPr>
+          <w:rFonts w:ascii="Times New Roman" w:hAnsi="Times New Roman" w:cs="Times New Roman"/>
+          <w:sz w:val="28"/>
+          <w:szCs w:val="28"/>
+        </w:rPr>
+        <w:t>business</w:t>
+      </w:r>
+      <w:proofErr w:type="spellEnd"/>
+      <w:r>
+        <w:rPr>
+          <w:rFonts w:ascii="Times New Roman" w:hAnsi="Times New Roman" w:cs="Times New Roman"/>
+          <w:sz w:val="28"/>
+          <w:szCs w:val="28"/>
+        </w:rPr>
+        <w:t>, бизнес для бизнеса, — компания продаёт свой товар или услуги другим компаниям.</w:t>
       </w:r>
     </w:p>
     <w:p>
@@ -279,7 +370,61 @@
           <w:sz w:val="28"/>
           <w:szCs w:val="28"/>
         </w:rPr>
-        <w:t>B2C, или business to customer, потребите</w:t>
+        <w:t xml:space="preserve">B2C, или </w:t>
+      </w:r>
+      <w:proofErr w:type="spellStart"/>
+      <w:r>
+        <w:rPr>
+          <w:rFonts w:ascii="Times New Roman" w:hAnsi="Times New Roman" w:cs="Times New Roman"/>
+          <w:sz w:val="28"/>
+          <w:szCs w:val="28"/>
+        </w:rPr>
+        <w:t>business</w:t>
+      </w:r>
+      <w:proofErr w:type="spellEnd"/>
+      <w:r>
+        <w:rPr>
+          <w:rFonts w:ascii="Times New Roman" w:hAnsi="Times New Roman" w:cs="Times New Roman"/>
+          <w:sz w:val="28"/>
+          <w:szCs w:val="28"/>
+        </w:rPr>
+        <w:t xml:space="preserve"> </w:t>
+      </w:r>
+      <w:proofErr w:type="spellStart"/>
+      <w:r>
+        <w:rPr>
+          <w:rFonts w:ascii="Times New Roman" w:hAnsi="Times New Roman" w:cs="Times New Roman"/>
+          <w:sz w:val="28"/>
+          <w:szCs w:val="28"/>
+        </w:rPr>
+        <w:t>to</w:t>
+      </w:r>
+      <w:proofErr w:type="spellEnd"/>
+      <w:r>
+        <w:rPr>
+          <w:rFonts w:ascii="Times New Roman" w:hAnsi="Times New Roman" w:cs="Times New Roman"/>
+          <w:sz w:val="28"/>
+          <w:szCs w:val="28"/>
+        </w:rPr>
+        <w:t xml:space="preserve"> </w:t>
+      </w:r>
+      <w:proofErr w:type="spellStart"/>
+      <w:r>
+        <w:rPr>
+          <w:rFonts w:ascii="Times New Roman" w:hAnsi="Times New Roman" w:cs="Times New Roman"/>
+          <w:sz w:val="28"/>
+          <w:szCs w:val="28"/>
+        </w:rPr>
+        <w:t>customer</w:t>
+      </w:r>
+      <w:proofErr w:type="spellEnd"/>
+      <w:r>
+        <w:rPr>
+          <w:rFonts w:ascii="Times New Roman" w:hAnsi="Times New Roman" w:cs="Times New Roman"/>
+          <w:sz w:val="28"/>
+          <w:szCs w:val="28"/>
+        </w:rPr>
+        <w:t>, потребите</w:t>
       </w:r>
       <w:r>
         <w:rPr>
@@ -635,7 +780,29 @@
           <w:szCs w:val="28"/>
           <w:shd w:val="clear" w:color="auto" w:fill="FFFFFF"/>
         </w:rPr>
-        <w:t xml:space="preserve">ность в описанных преимуществах (это можно сделать проанализировав аудиторию, на которую нацелены конкуренты). </w:t>
+        <w:t xml:space="preserve">ность в описанных преимуществах (это </w:t>
+      </w:r>
+      <w:proofErr w:type="gramStart"/>
+      <w:r>
+        <w:rPr>
+          <w:rFonts w:ascii="Times New Roman" w:hAnsi="Times New Roman" w:cs="Times New Roman"/>
+          <w:color w:val="000000"/>
+          <w:sz w:val="28"/>
+          <w:szCs w:val="28"/>
+          <w:shd w:val="clear" w:color="auto" w:fill="FFFFFF"/>
+        </w:rPr>
+        <w:t>можно сделать</w:t>
+      </w:r>
+      <w:proofErr w:type="gramEnd"/>
+      <w:r>
+        <w:rPr>
+          <w:rFonts w:ascii="Times New Roman" w:hAnsi="Times New Roman" w:cs="Times New Roman"/>
+          <w:color w:val="000000"/>
+          <w:sz w:val="28"/>
+          <w:szCs w:val="28"/>
+          <w:shd w:val="clear" w:color="auto" w:fill="FFFFFF"/>
+        </w:rPr>
+        <w:t xml:space="preserve"> проанализировав аудиторию, на которую нацелены конкуренты). </w:t>
       </w:r>
     </w:p>
     <w:p>
@@ -974,7 +1141,29 @@
           <w:szCs w:val="28"/>
           <w:shd w:val="clear" w:color="auto" w:fill="FFFFFF"/>
         </w:rPr>
-        <w:t xml:space="preserve">исследовать психографию пользователей. То </w:t>
+        <w:t xml:space="preserve">исследовать </w:t>
+      </w:r>
+      <w:proofErr w:type="spellStart"/>
+      <w:r>
+        <w:rPr>
+          <w:rFonts w:ascii="Times New Roman" w:hAnsi="Times New Roman" w:cs="Times New Roman"/>
+          <w:color w:val="000000"/>
+          <w:sz w:val="28"/>
+          <w:szCs w:val="28"/>
+          <w:shd w:val="clear" w:color="auto" w:fill="FFFFFF"/>
+        </w:rPr>
+        <w:t>психографию</w:t>
+      </w:r>
+      <w:proofErr w:type="spellEnd"/>
+      <w:r>
+        <w:rPr>
+          <w:rFonts w:ascii="Times New Roman" w:hAnsi="Times New Roman" w:cs="Times New Roman"/>
+          <w:color w:val="000000"/>
+          <w:sz w:val="28"/>
+          <w:szCs w:val="28"/>
+          <w:shd w:val="clear" w:color="auto" w:fill="FFFFFF"/>
+        </w:rPr>
+        <w:t xml:space="preserve"> пользователей. То </w:t>
       </w:r>
       <w:r>
         <w:rPr>
@@ -1616,7 +1805,7 @@
         </w:rPr>
         <w:lastRenderedPageBreak/>
         <w:drawing>
-          <wp:inline distT="0" distB="0" distL="0" distR="0">
+          <wp:inline distT="0" distB="0" distL="0" distR="0" wp14:anchorId="14073B4A" wp14:editId="747A4C76">
             <wp:extent cx="3040380" cy="2361452"/>
             <wp:effectExtent l="0" t="0" r="7620" b="1270"/>
             <wp:docPr id="8" name="Рисунок 8"/>
@@ -1696,31 +1885,7 @@
           <w:sz w:val="28"/>
           <w:szCs w:val="28"/>
         </w:rPr>
-        <w:t xml:space="preserve">Рисунок </w:t>
-      </w:r>
-      <w:r>
-        <w:rPr>
-          <w:rFonts w:ascii="Times New Roman" w:hAnsi="Times New Roman" w:cs="Times New Roman"/>
-          <w:sz w:val="28"/>
-          <w:szCs w:val="28"/>
-        </w:rPr>
-        <w:t>1</w:t>
-      </w:r>
-      <w:r>
-        <w:rPr>
-          <w:rFonts w:ascii="Times New Roman" w:hAnsi="Times New Roman" w:cs="Times New Roman"/>
-          <w:sz w:val="28"/>
-          <w:szCs w:val="28"/>
-        </w:rPr>
-        <w:t xml:space="preserve"> – </w:t>
-      </w:r>
-      <w:r>
-        <w:rPr>
-          <w:rFonts w:ascii="Times New Roman" w:hAnsi="Times New Roman" w:cs="Times New Roman"/>
-          <w:sz w:val="28"/>
-          <w:szCs w:val="28"/>
-        </w:rPr>
-        <w:t>Пример сегмента целевой аудитории</w:t>
+        <w:t>Рисунок 1 – Пример сегмента целевой аудитории</w:t>
       </w:r>
     </w:p>
     <w:p>
@@ -1870,16 +2035,7 @@
           <w:sz w:val="28"/>
           <w:szCs w:val="28"/>
         </w:rPr>
-        <w:t>Персонаж</w:t>
-      </w:r>
-      <w:r>
-        <w:rPr>
-          <w:rFonts w:ascii="Times New Roman" w:hAnsi="Times New Roman" w:cs="Times New Roman"/>
-          <w:b/>
-          <w:sz w:val="28"/>
-          <w:szCs w:val="28"/>
-        </w:rPr>
-        <w:t xml:space="preserve"> или персона</w:t>
+        <w:t>Персонаж или персона</w:t>
       </w:r>
       <w:r>
         <w:rPr>
@@ -2250,15 +2406,7 @@
           <w:sz w:val="28"/>
           <w:szCs w:val="28"/>
         </w:rPr>
-        <w:t xml:space="preserve"> </w:t>
-      </w:r>
-      <w:r>
-        <w:rPr>
-          <w:rFonts w:ascii="Times New Roman" w:hAnsi="Times New Roman" w:cs="Times New Roman"/>
-          <w:sz w:val="28"/>
-          <w:szCs w:val="28"/>
-        </w:rPr>
-        <w:t>(десктопная или мобильная версии)</w:t>
+        <w:t xml:space="preserve"> (десктопная или мобильная версии)</w:t>
       </w:r>
       <w:r>
         <w:rPr>
@@ -2762,15 +2910,7 @@
           <w:sz w:val="28"/>
           <w:szCs w:val="28"/>
         </w:rPr>
-        <w:t xml:space="preserve"> о</w:t>
-      </w:r>
-      <w:r>
-        <w:rPr>
-          <w:rFonts w:ascii="Times New Roman" w:hAnsi="Times New Roman" w:cs="Times New Roman"/>
-          <w:sz w:val="28"/>
-          <w:szCs w:val="28"/>
-        </w:rPr>
-        <w:t>писывает роль пользователя в продукте, его потребность и результат, который он получит, если событие произойдет.</w:t>
+        <w:t xml:space="preserve"> описывает роль пользователя в продукте, его потребность и результат, который он получит, если событие произойдет.</w:t>
       </w:r>
     </w:p>
     <w:p>
@@ -2915,7 +3055,7 @@
           <w:lang w:eastAsia="ru-RU"/>
         </w:rPr>
         <w:drawing>
-          <wp:inline distT="0" distB="0" distL="0" distR="0">
+          <wp:inline distT="0" distB="0" distL="0" distR="0" wp14:anchorId="12D44F1E" wp14:editId="75EBFC4D">
             <wp:extent cx="4312120" cy="3040380"/>
             <wp:effectExtent l="0" t="0" r="0" b="7620"/>
             <wp:docPr id="12" name="Рисунок 12"/>
@@ -2987,16 +3127,56 @@
           <w:rFonts w:ascii="Times New Roman" w:hAnsi="Times New Roman" w:cs="Times New Roman"/>
           <w:sz w:val="28"/>
           <w:szCs w:val="28"/>
+        </w:rPr>
+      </w:pPr>
+      <w:r>
+        <w:rPr>
+          <w:rFonts w:ascii="Times New Roman" w:hAnsi="Times New Roman" w:cs="Times New Roman"/>
+          <w:sz w:val="28"/>
+          <w:szCs w:val="28"/>
+        </w:rPr>
+        <w:t>Рисунок</w:t>
+      </w:r>
+      <w:r>
+        <w:rPr>
+          <w:rFonts w:ascii="Times New Roman" w:hAnsi="Times New Roman" w:cs="Times New Roman"/>
+          <w:sz w:val="28"/>
+          <w:szCs w:val="28"/>
+        </w:rPr>
+        <w:t xml:space="preserve"> 2</w:t>
+      </w:r>
+      <w:r>
+        <w:rPr>
+          <w:rFonts w:ascii="Times New Roman" w:hAnsi="Times New Roman" w:cs="Times New Roman"/>
+          <w:sz w:val="28"/>
+          <w:szCs w:val="28"/>
           <w:lang w:val="en-US"/>
         </w:rPr>
-      </w:pPr>
-      <w:r>
-        <w:rPr>
-          <w:rFonts w:ascii="Times New Roman" w:hAnsi="Times New Roman" w:cs="Times New Roman"/>
-          <w:sz w:val="28"/>
-          <w:szCs w:val="28"/>
-        </w:rPr>
-        <w:t>Рисунок</w:t>
+        <w:t> </w:t>
+      </w:r>
+      <w:r>
+        <w:rPr>
+          <w:rFonts w:ascii="Times New Roman" w:hAnsi="Times New Roman" w:cs="Times New Roman"/>
+          <w:sz w:val="28"/>
+          <w:szCs w:val="28"/>
+        </w:rPr>
+        <w:t xml:space="preserve">– </w:t>
+      </w:r>
+      <w:r>
+        <w:rPr>
+          <w:rFonts w:ascii="Times New Roman" w:hAnsi="Times New Roman" w:cs="Times New Roman"/>
+          <w:sz w:val="28"/>
+          <w:szCs w:val="28"/>
+        </w:rPr>
+        <w:t>Пример</w:t>
+      </w:r>
+      <w:r>
+        <w:rPr>
+          <w:rFonts w:ascii="Times New Roman" w:hAnsi="Times New Roman" w:cs="Times New Roman"/>
+          <w:sz w:val="28"/>
+          <w:szCs w:val="28"/>
+        </w:rPr>
+        <w:t xml:space="preserve"> </w:t>
       </w:r>
       <w:r>
         <w:rPr>
@@ -3005,50 +3185,6 @@
           <w:szCs w:val="28"/>
           <w:lang w:val="en-US"/>
         </w:rPr>
-        <w:t xml:space="preserve"> </w:t>
-      </w:r>
-      <w:r>
-        <w:rPr>
-          <w:rFonts w:ascii="Times New Roman" w:hAnsi="Times New Roman" w:cs="Times New Roman"/>
-          <w:sz w:val="28"/>
-          <w:szCs w:val="28"/>
-          <w:lang w:val="en-US"/>
-        </w:rPr>
-        <w:t>2</w:t>
-      </w:r>
-      <w:r>
-        <w:rPr>
-          <w:rFonts w:ascii="Times New Roman" w:hAnsi="Times New Roman" w:cs="Times New Roman"/>
-          <w:sz w:val="28"/>
-          <w:szCs w:val="28"/>
-          <w:lang w:val="en-US"/>
-        </w:rPr>
-        <w:t xml:space="preserve"> – </w:t>
-      </w:r>
-      <w:r>
-        <w:rPr>
-          <w:rFonts w:ascii="Times New Roman" w:hAnsi="Times New Roman" w:cs="Times New Roman"/>
-          <w:sz w:val="28"/>
-          <w:szCs w:val="28"/>
-        </w:rPr>
-        <w:t>Пример</w:t>
-      </w:r>
-      <w:r>
-        <w:rPr>
-          <w:rFonts w:ascii="Times New Roman" w:hAnsi="Times New Roman" w:cs="Times New Roman"/>
-          <w:sz w:val="28"/>
-          <w:szCs w:val="28"/>
-          <w:lang w:val="en-US"/>
-        </w:rPr>
-        <w:t xml:space="preserve"> </w:t>
-      </w:r>
-      <w:r>
-        <w:rPr>
-          <w:rFonts w:ascii="Times New Roman" w:hAnsi="Times New Roman" w:cs="Times New Roman"/>
-          <w:sz w:val="28"/>
-          <w:szCs w:val="28"/>
-          <w:lang w:val="en-US"/>
-        </w:rPr>
         <w:t>User</w:t>
       </w:r>
       <w:r>
@@ -3056,7 +3192,6 @@
           <w:rFonts w:ascii="Times New Roman" w:hAnsi="Times New Roman" w:cs="Times New Roman"/>
           <w:sz w:val="28"/>
           <w:szCs w:val="28"/>
-          <w:lang w:val="en-US"/>
         </w:rPr>
         <w:t xml:space="preserve"> </w:t>
       </w:r>
@@ -3103,9 +3238,18 @@
           <w:b/>
           <w:sz w:val="28"/>
           <w:szCs w:val="28"/>
+        </w:rPr>
+        <w:t xml:space="preserve"> </w:t>
+      </w:r>
+      <w:r>
+        <w:rPr>
+          <w:rFonts w:ascii="Times New Roman" w:hAnsi="Times New Roman" w:cs="Times New Roman"/>
+          <w:b/>
+          <w:sz w:val="28"/>
+          <w:szCs w:val="28"/>
           <w:lang w:val="en-US"/>
         </w:rPr>
-        <w:t xml:space="preserve"> </w:t>
+        <w:t>Case</w:t>
       </w:r>
       <w:r>
         <w:rPr>
@@ -3113,29 +3257,8 @@
           <w:b/>
           <w:sz w:val="28"/>
           <w:szCs w:val="28"/>
-          <w:lang w:val="en-US"/>
-        </w:rPr>
-        <w:t>Case</w:t>
-      </w:r>
-      <w:r>
-        <w:rPr>
-          <w:rFonts w:ascii="Times New Roman" w:hAnsi="Times New Roman" w:cs="Times New Roman"/>
-          <w:b/>
-          <w:sz w:val="28"/>
-          <w:szCs w:val="28"/>
-        </w:rPr>
-        <w:t xml:space="preserve"> (сценарии использования</w:t>
-      </w:r>
-      <w:bookmarkStart w:id="0" w:name="_GoBack"/>
-      <w:bookmarkEnd w:id="0"/>
-      <w:r>
-        <w:rPr>
-          <w:rFonts w:ascii="Times New Roman" w:hAnsi="Times New Roman" w:cs="Times New Roman"/>
-          <w:b/>
-          <w:sz w:val="28"/>
-          <w:szCs w:val="28"/>
-        </w:rPr>
-        <w:t>)</w:t>
+        </w:rPr>
+        <w:t xml:space="preserve"> (сценарии использования)</w:t>
       </w:r>
     </w:p>
     <w:p>
@@ -3188,25 +3311,7 @@
           <w:sz w:val="28"/>
           <w:szCs w:val="28"/>
         </w:rPr>
-        <w:t xml:space="preserve"> (</w:t>
-      </w:r>
-      <w:r>
-        <w:rPr>
-          <w:rFonts w:ascii="Times New Roman" w:hAnsi="Times New Roman" w:cs="Times New Roman"/>
-          <w:b/>
-          <w:sz w:val="28"/>
-          <w:szCs w:val="28"/>
-        </w:rPr>
-        <w:t>Сценарий использования</w:t>
-      </w:r>
-      <w:r>
-        <w:rPr>
-          <w:rFonts w:ascii="Times New Roman" w:hAnsi="Times New Roman" w:cs="Times New Roman"/>
-          <w:b/>
-          <w:sz w:val="28"/>
-          <w:szCs w:val="28"/>
-        </w:rPr>
-        <w:t>)</w:t>
+        <w:t xml:space="preserve"> (Сценарий использования)</w:t>
       </w:r>
       <w:r>
         <w:rPr>
@@ -3261,7 +3366,43 @@
           <w:sz w:val="28"/>
           <w:szCs w:val="28"/>
         </w:rPr>
-        <w:t xml:space="preserve">Каждый Use Case представляет собой последовательность простых шагов, которые пользователь должен пройти, чтобы достичь цели. В большинстве случаев Use Case описывает, что делает продукт, а не как он это делает. </w:t>
+        <w:t xml:space="preserve">Каждый </w:t>
+      </w:r>
+      <w:proofErr w:type="spellStart"/>
+      <w:r>
+        <w:rPr>
+          <w:rFonts w:ascii="Times New Roman" w:hAnsi="Times New Roman" w:cs="Times New Roman"/>
+          <w:sz w:val="28"/>
+          <w:szCs w:val="28"/>
+        </w:rPr>
+        <w:t>Use</w:t>
+      </w:r>
+      <w:proofErr w:type="spellEnd"/>
+      <w:r>
+        <w:rPr>
+          <w:rFonts w:ascii="Times New Roman" w:hAnsi="Times New Roman" w:cs="Times New Roman"/>
+          <w:sz w:val="28"/>
+          <w:szCs w:val="28"/>
+        </w:rPr>
+        <w:t xml:space="preserve"> Case представляет собой последовательность простых шагов, которые пользователь должен пройти, чтобы достичь цели. В большинстве случаев </w:t>
+      </w:r>
+      <w:proofErr w:type="spellStart"/>
+      <w:r>
+        <w:rPr>
+          <w:rFonts w:ascii="Times New Roman" w:hAnsi="Times New Roman" w:cs="Times New Roman"/>
+          <w:sz w:val="28"/>
+          <w:szCs w:val="28"/>
+        </w:rPr>
+        <w:t>Use</w:t>
+      </w:r>
+      <w:proofErr w:type="spellEnd"/>
+      <w:r>
+        <w:rPr>
+          <w:rFonts w:ascii="Times New Roman" w:hAnsi="Times New Roman" w:cs="Times New Roman"/>
+          <w:sz w:val="28"/>
+          <w:szCs w:val="28"/>
+        </w:rPr>
+        <w:t xml:space="preserve"> Case описывает, что делает продукт, а не как он это делает. </w:t>
       </w:r>
     </w:p>
     <w:p>
@@ -3278,13 +3419,23 @@
           <w:szCs w:val="28"/>
         </w:rPr>
       </w:pPr>
-      <w:r>
-        <w:rPr>
-          <w:rFonts w:ascii="Times New Roman" w:hAnsi="Times New Roman" w:cs="Times New Roman"/>
-          <w:sz w:val="28"/>
-          <w:szCs w:val="28"/>
-        </w:rPr>
-        <w:t>Use Case можно дополнять визуальной составляющей</w:t>
+      <w:proofErr w:type="spellStart"/>
+      <w:r>
+        <w:rPr>
+          <w:rFonts w:ascii="Times New Roman" w:hAnsi="Times New Roman" w:cs="Times New Roman"/>
+          <w:sz w:val="28"/>
+          <w:szCs w:val="28"/>
+        </w:rPr>
+        <w:t>Use</w:t>
+      </w:r>
+      <w:proofErr w:type="spellEnd"/>
+      <w:r>
+        <w:rPr>
+          <w:rFonts w:ascii="Times New Roman" w:hAnsi="Times New Roman" w:cs="Times New Roman"/>
+          <w:sz w:val="28"/>
+          <w:szCs w:val="28"/>
+        </w:rPr>
+        <w:t xml:space="preserve"> Case можно дополнять визуальной составляющей</w:t>
       </w:r>
       <w:r>
         <w:rPr>
@@ -3342,13 +3493,23 @@
         </w:rPr>
         <w:t xml:space="preserve">для самых распространённых персонажей. </w:t>
       </w:r>
-      <w:r>
-        <w:rPr>
-          <w:rFonts w:ascii="Times New Roman" w:hAnsi="Times New Roman" w:cs="Times New Roman"/>
-          <w:sz w:val="28"/>
-          <w:szCs w:val="28"/>
-        </w:rPr>
-        <w:t>Use Case должен сосредотачиваться не только на взаимодействии с продуктом, но и на других вещах, которые происходят во время этого взаимодействия</w:t>
+      <w:proofErr w:type="spellStart"/>
+      <w:r>
+        <w:rPr>
+          <w:rFonts w:ascii="Times New Roman" w:hAnsi="Times New Roman" w:cs="Times New Roman"/>
+          <w:sz w:val="28"/>
+          <w:szCs w:val="28"/>
+        </w:rPr>
+        <w:t>Use</w:t>
+      </w:r>
+      <w:proofErr w:type="spellEnd"/>
+      <w:r>
+        <w:rPr>
+          <w:rFonts w:ascii="Times New Roman" w:hAnsi="Times New Roman" w:cs="Times New Roman"/>
+          <w:sz w:val="28"/>
+          <w:szCs w:val="28"/>
+        </w:rPr>
+        <w:t xml:space="preserve"> Case должен сосредотачиваться не только на взаимодействии с продуктом, но и на других вещах, которые происходят во время этого взаимодействия</w:t>
       </w:r>
       <w:r>
         <w:rPr>
@@ -3462,7 +3623,25 @@
           <w:sz w:val="28"/>
           <w:szCs w:val="28"/>
         </w:rPr>
-        <w:t>Название (Name) — название Use Case: короткое, понятное, отражающее суть.</w:t>
+        <w:t xml:space="preserve">Название (Name) — название </w:t>
+      </w:r>
+      <w:proofErr w:type="spellStart"/>
+      <w:r>
+        <w:rPr>
+          <w:rFonts w:ascii="Times New Roman" w:hAnsi="Times New Roman" w:cs="Times New Roman"/>
+          <w:sz w:val="28"/>
+          <w:szCs w:val="28"/>
+        </w:rPr>
+        <w:t>Use</w:t>
+      </w:r>
+      <w:proofErr w:type="spellEnd"/>
+      <w:r>
+        <w:rPr>
+          <w:rFonts w:ascii="Times New Roman" w:hAnsi="Times New Roman" w:cs="Times New Roman"/>
+          <w:sz w:val="28"/>
+          <w:szCs w:val="28"/>
+        </w:rPr>
+        <w:t xml:space="preserve"> Case: короткое, понятное, отражающее суть.</w:t>
       </w:r>
     </w:p>
     <w:p>
@@ -3490,7 +3669,61 @@
           <w:sz w:val="28"/>
           <w:szCs w:val="28"/>
         </w:rPr>
-        <w:t>Краткое описание (Brief Description) — текст, описывающий данный Use Case.</w:t>
+        <w:t>Краткое описание (</w:t>
+      </w:r>
+      <w:proofErr w:type="spellStart"/>
+      <w:r>
+        <w:rPr>
+          <w:rFonts w:ascii="Times New Roman" w:hAnsi="Times New Roman" w:cs="Times New Roman"/>
+          <w:sz w:val="28"/>
+          <w:szCs w:val="28"/>
+        </w:rPr>
+        <w:t>Brief</w:t>
+      </w:r>
+      <w:proofErr w:type="spellEnd"/>
+      <w:r>
+        <w:rPr>
+          <w:rFonts w:ascii="Times New Roman" w:hAnsi="Times New Roman" w:cs="Times New Roman"/>
+          <w:sz w:val="28"/>
+          <w:szCs w:val="28"/>
+        </w:rPr>
+        <w:t xml:space="preserve"> </w:t>
+      </w:r>
+      <w:proofErr w:type="spellStart"/>
+      <w:r>
+        <w:rPr>
+          <w:rFonts w:ascii="Times New Roman" w:hAnsi="Times New Roman" w:cs="Times New Roman"/>
+          <w:sz w:val="28"/>
+          <w:szCs w:val="28"/>
+        </w:rPr>
+        <w:t>Description</w:t>
+      </w:r>
+      <w:proofErr w:type="spellEnd"/>
+      <w:r>
+        <w:rPr>
+          <w:rFonts w:ascii="Times New Roman" w:hAnsi="Times New Roman" w:cs="Times New Roman"/>
+          <w:sz w:val="28"/>
+          <w:szCs w:val="28"/>
+        </w:rPr>
+        <w:t xml:space="preserve">) — текст, описывающий данный </w:t>
+      </w:r>
+      <w:proofErr w:type="spellStart"/>
+      <w:r>
+        <w:rPr>
+          <w:rFonts w:ascii="Times New Roman" w:hAnsi="Times New Roman" w:cs="Times New Roman"/>
+          <w:sz w:val="28"/>
+          <w:szCs w:val="28"/>
+        </w:rPr>
+        <w:t>Use</w:t>
+      </w:r>
+      <w:proofErr w:type="spellEnd"/>
+      <w:r>
+        <w:rPr>
+          <w:rFonts w:ascii="Times New Roman" w:hAnsi="Times New Roman" w:cs="Times New Roman"/>
+          <w:sz w:val="28"/>
+          <w:szCs w:val="28"/>
+        </w:rPr>
+        <w:t xml:space="preserve"> Case.</w:t>
       </w:r>
     </w:p>
     <w:p>
@@ -3518,7 +3751,25 @@
           <w:sz w:val="28"/>
           <w:szCs w:val="28"/>
         </w:rPr>
-        <w:t>Участники (Actors) — список участников взаимодействия. Часто состоит из одного человека.</w:t>
+        <w:t>Участники (</w:t>
+      </w:r>
+      <w:proofErr w:type="spellStart"/>
+      <w:r>
+        <w:rPr>
+          <w:rFonts w:ascii="Times New Roman" w:hAnsi="Times New Roman" w:cs="Times New Roman"/>
+          <w:sz w:val="28"/>
+          <w:szCs w:val="28"/>
+        </w:rPr>
+        <w:t>Actors</w:t>
+      </w:r>
+      <w:proofErr w:type="spellEnd"/>
+      <w:r>
+        <w:rPr>
+          <w:rFonts w:ascii="Times New Roman" w:hAnsi="Times New Roman" w:cs="Times New Roman"/>
+          <w:sz w:val="28"/>
+          <w:szCs w:val="28"/>
+        </w:rPr>
+        <w:t>) — список участников взаимодействия. Часто состоит из одного человека.</w:t>
       </w:r>
     </w:p>
     <w:p>
@@ -3546,7 +3797,43 @@
           <w:sz w:val="28"/>
           <w:szCs w:val="28"/>
         </w:rPr>
-        <w:t>Предусловия (Preconditions) — условия, которые должны быть выполнены перед началом реализации данного Use Case.</w:t>
+        <w:t>Предусловия (</w:t>
+      </w:r>
+      <w:proofErr w:type="spellStart"/>
+      <w:r>
+        <w:rPr>
+          <w:rFonts w:ascii="Times New Roman" w:hAnsi="Times New Roman" w:cs="Times New Roman"/>
+          <w:sz w:val="28"/>
+          <w:szCs w:val="28"/>
+        </w:rPr>
+        <w:t>Preconditions</w:t>
+      </w:r>
+      <w:proofErr w:type="spellEnd"/>
+      <w:r>
+        <w:rPr>
+          <w:rFonts w:ascii="Times New Roman" w:hAnsi="Times New Roman" w:cs="Times New Roman"/>
+          <w:sz w:val="28"/>
+          <w:szCs w:val="28"/>
+        </w:rPr>
+        <w:t xml:space="preserve">) — условия, которые должны быть выполнены перед началом реализации данного </w:t>
+      </w:r>
+      <w:proofErr w:type="spellStart"/>
+      <w:r>
+        <w:rPr>
+          <w:rFonts w:ascii="Times New Roman" w:hAnsi="Times New Roman" w:cs="Times New Roman"/>
+          <w:sz w:val="28"/>
+          <w:szCs w:val="28"/>
+        </w:rPr>
+        <w:t>Use</w:t>
+      </w:r>
+      <w:proofErr w:type="spellEnd"/>
+      <w:r>
+        <w:rPr>
+          <w:rFonts w:ascii="Times New Roman" w:hAnsi="Times New Roman" w:cs="Times New Roman"/>
+          <w:sz w:val="28"/>
+          <w:szCs w:val="28"/>
+        </w:rPr>
+        <w:t xml:space="preserve"> Case.</w:t>
       </w:r>
     </w:p>
     <w:p>
@@ -3574,7 +3861,43 @@
           <w:sz w:val="28"/>
           <w:szCs w:val="28"/>
         </w:rPr>
-        <w:t>Триггер (Trigger) — событие или условие, которое заставляет пользователя приступить к выполнению Use Case. Тут может быть описан контекст использования (Где? Когда?), а также мотивация и причины.</w:t>
+        <w:t>Триггер (</w:t>
+      </w:r>
+      <w:proofErr w:type="spellStart"/>
+      <w:r>
+        <w:rPr>
+          <w:rFonts w:ascii="Times New Roman" w:hAnsi="Times New Roman" w:cs="Times New Roman"/>
+          <w:sz w:val="28"/>
+          <w:szCs w:val="28"/>
+        </w:rPr>
+        <w:t>Trigger</w:t>
+      </w:r>
+      <w:proofErr w:type="spellEnd"/>
+      <w:r>
+        <w:rPr>
+          <w:rFonts w:ascii="Times New Roman" w:hAnsi="Times New Roman" w:cs="Times New Roman"/>
+          <w:sz w:val="28"/>
+          <w:szCs w:val="28"/>
+        </w:rPr>
+        <w:t xml:space="preserve">) — событие или условие, которое заставляет пользователя приступить к выполнению </w:t>
+      </w:r>
+      <w:proofErr w:type="spellStart"/>
+      <w:r>
+        <w:rPr>
+          <w:rFonts w:ascii="Times New Roman" w:hAnsi="Times New Roman" w:cs="Times New Roman"/>
+          <w:sz w:val="28"/>
+          <w:szCs w:val="28"/>
+        </w:rPr>
+        <w:t>Use</w:t>
+      </w:r>
+      <w:proofErr w:type="spellEnd"/>
+      <w:r>
+        <w:rPr>
+          <w:rFonts w:ascii="Times New Roman" w:hAnsi="Times New Roman" w:cs="Times New Roman"/>
+          <w:sz w:val="28"/>
+          <w:szCs w:val="28"/>
+        </w:rPr>
+        <w:t xml:space="preserve"> Case. Тут может быть описан контекст использования (Где? Когда?), а также мотивация и причины.</w:t>
       </w:r>
     </w:p>
     <w:p>
@@ -3602,7 +3925,25 @@
           <w:sz w:val="28"/>
           <w:szCs w:val="28"/>
         </w:rPr>
-        <w:t xml:space="preserve">Базовый сценарий (Basic Flow) — последовательность действий, которые выполняет участник для успешного достижения цели, то есть сюжет. </w:t>
+        <w:t xml:space="preserve">Базовый сценарий (Basic </w:t>
+      </w:r>
+      <w:proofErr w:type="spellStart"/>
+      <w:r>
+        <w:rPr>
+          <w:rFonts w:ascii="Times New Roman" w:hAnsi="Times New Roman" w:cs="Times New Roman"/>
+          <w:sz w:val="28"/>
+          <w:szCs w:val="28"/>
+        </w:rPr>
+        <w:t>Flow</w:t>
+      </w:r>
+      <w:proofErr w:type="spellEnd"/>
+      <w:r>
+        <w:rPr>
+          <w:rFonts w:ascii="Times New Roman" w:hAnsi="Times New Roman" w:cs="Times New Roman"/>
+          <w:sz w:val="28"/>
+          <w:szCs w:val="28"/>
+        </w:rPr>
+        <w:t xml:space="preserve">) — последовательность действий, которые выполняет участник для успешного достижения цели, то есть сюжет. </w:t>
       </w:r>
     </w:p>
     <w:p>
@@ -3630,7 +3971,61 @@
           <w:sz w:val="28"/>
           <w:szCs w:val="28"/>
         </w:rPr>
-        <w:t>Альтернативные сценарии (Alternative Flows) — описание альтернативных сценариев выполнения Use Case. Важное условие альтернативных сценариев — участник в итоге успешно достигает цели.</w:t>
+        <w:t>Альтернативные сценарии (</w:t>
+      </w:r>
+      <w:proofErr w:type="spellStart"/>
+      <w:r>
+        <w:rPr>
+          <w:rFonts w:ascii="Times New Roman" w:hAnsi="Times New Roman" w:cs="Times New Roman"/>
+          <w:sz w:val="28"/>
+          <w:szCs w:val="28"/>
+        </w:rPr>
+        <w:t>Alternative</w:t>
+      </w:r>
+      <w:proofErr w:type="spellEnd"/>
+      <w:r>
+        <w:rPr>
+          <w:rFonts w:ascii="Times New Roman" w:hAnsi="Times New Roman" w:cs="Times New Roman"/>
+          <w:sz w:val="28"/>
+          <w:szCs w:val="28"/>
+        </w:rPr>
+        <w:t xml:space="preserve"> </w:t>
+      </w:r>
+      <w:proofErr w:type="spellStart"/>
+      <w:r>
+        <w:rPr>
+          <w:rFonts w:ascii="Times New Roman" w:hAnsi="Times New Roman" w:cs="Times New Roman"/>
+          <w:sz w:val="28"/>
+          <w:szCs w:val="28"/>
+        </w:rPr>
+        <w:t>Flows</w:t>
+      </w:r>
+      <w:proofErr w:type="spellEnd"/>
+      <w:r>
+        <w:rPr>
+          <w:rFonts w:ascii="Times New Roman" w:hAnsi="Times New Roman" w:cs="Times New Roman"/>
+          <w:sz w:val="28"/>
+          <w:szCs w:val="28"/>
+        </w:rPr>
+        <w:t xml:space="preserve">) — описание альтернативных сценариев выполнения </w:t>
+      </w:r>
+      <w:proofErr w:type="spellStart"/>
+      <w:r>
+        <w:rPr>
+          <w:rFonts w:ascii="Times New Roman" w:hAnsi="Times New Roman" w:cs="Times New Roman"/>
+          <w:sz w:val="28"/>
+          <w:szCs w:val="28"/>
+        </w:rPr>
+        <w:t>Use</w:t>
+      </w:r>
+      <w:proofErr w:type="spellEnd"/>
+      <w:r>
+        <w:rPr>
+          <w:rFonts w:ascii="Times New Roman" w:hAnsi="Times New Roman" w:cs="Times New Roman"/>
+          <w:sz w:val="28"/>
+          <w:szCs w:val="28"/>
+        </w:rPr>
+        <w:t xml:space="preserve"> Case. Важное условие альтернативных сценариев — участник в итоге успешно достигает цели.</w:t>
       </w:r>
     </w:p>
     <w:p>
@@ -3658,7 +4053,61 @@
           <w:sz w:val="28"/>
           <w:szCs w:val="28"/>
         </w:rPr>
-        <w:t>Исключительные сценарии (Exceptional Flows) — все, что может привести участника к невыполнению Use Case.</w:t>
+        <w:t>Исключительные сценарии (</w:t>
+      </w:r>
+      <w:proofErr w:type="spellStart"/>
+      <w:r>
+        <w:rPr>
+          <w:rFonts w:ascii="Times New Roman" w:hAnsi="Times New Roman" w:cs="Times New Roman"/>
+          <w:sz w:val="28"/>
+          <w:szCs w:val="28"/>
+        </w:rPr>
+        <w:t>Exceptional</w:t>
+      </w:r>
+      <w:proofErr w:type="spellEnd"/>
+      <w:r>
+        <w:rPr>
+          <w:rFonts w:ascii="Times New Roman" w:hAnsi="Times New Roman" w:cs="Times New Roman"/>
+          <w:sz w:val="28"/>
+          <w:szCs w:val="28"/>
+        </w:rPr>
+        <w:t xml:space="preserve"> </w:t>
+      </w:r>
+      <w:proofErr w:type="spellStart"/>
+      <w:r>
+        <w:rPr>
+          <w:rFonts w:ascii="Times New Roman" w:hAnsi="Times New Roman" w:cs="Times New Roman"/>
+          <w:sz w:val="28"/>
+          <w:szCs w:val="28"/>
+        </w:rPr>
+        <w:t>Flows</w:t>
+      </w:r>
+      <w:proofErr w:type="spellEnd"/>
+      <w:r>
+        <w:rPr>
+          <w:rFonts w:ascii="Times New Roman" w:hAnsi="Times New Roman" w:cs="Times New Roman"/>
+          <w:sz w:val="28"/>
+          <w:szCs w:val="28"/>
+        </w:rPr>
+        <w:t xml:space="preserve">) — все, что может привести участника к невыполнению </w:t>
+      </w:r>
+      <w:proofErr w:type="spellStart"/>
+      <w:r>
+        <w:rPr>
+          <w:rFonts w:ascii="Times New Roman" w:hAnsi="Times New Roman" w:cs="Times New Roman"/>
+          <w:sz w:val="28"/>
+          <w:szCs w:val="28"/>
+        </w:rPr>
+        <w:t>Use</w:t>
+      </w:r>
+      <w:proofErr w:type="spellEnd"/>
+      <w:r>
+        <w:rPr>
+          <w:rFonts w:ascii="Times New Roman" w:hAnsi="Times New Roman" w:cs="Times New Roman"/>
+          <w:sz w:val="28"/>
+          <w:szCs w:val="28"/>
+        </w:rPr>
+        <w:t xml:space="preserve"> Case.</w:t>
       </w:r>
     </w:p>
     <w:p>
@@ -3686,7 +4135,43 @@
           <w:sz w:val="28"/>
           <w:szCs w:val="28"/>
         </w:rPr>
-        <w:t>Постусловие (Post Conditions) — результат после выполнения Use Case</w:t>
+        <w:t xml:space="preserve">Постусловие (Post </w:t>
+      </w:r>
+      <w:proofErr w:type="spellStart"/>
+      <w:r>
+        <w:rPr>
+          <w:rFonts w:ascii="Times New Roman" w:hAnsi="Times New Roman" w:cs="Times New Roman"/>
+          <w:sz w:val="28"/>
+          <w:szCs w:val="28"/>
+        </w:rPr>
+        <w:t>Conditions</w:t>
+      </w:r>
+      <w:proofErr w:type="spellEnd"/>
+      <w:r>
+        <w:rPr>
+          <w:rFonts w:ascii="Times New Roman" w:hAnsi="Times New Roman" w:cs="Times New Roman"/>
+          <w:sz w:val="28"/>
+          <w:szCs w:val="28"/>
+        </w:rPr>
+        <w:t xml:space="preserve">) — результат после выполнения </w:t>
+      </w:r>
+      <w:proofErr w:type="spellStart"/>
+      <w:r>
+        <w:rPr>
+          <w:rFonts w:ascii="Times New Roman" w:hAnsi="Times New Roman" w:cs="Times New Roman"/>
+          <w:sz w:val="28"/>
+          <w:szCs w:val="28"/>
+        </w:rPr>
+        <w:t>Use</w:t>
+      </w:r>
+      <w:proofErr w:type="spellEnd"/>
+      <w:r>
+        <w:rPr>
+          <w:rFonts w:ascii="Times New Roman" w:hAnsi="Times New Roman" w:cs="Times New Roman"/>
+          <w:sz w:val="28"/>
+          <w:szCs w:val="28"/>
+        </w:rPr>
+        <w:t xml:space="preserve"> Case</w:t>
       </w:r>
       <w:r>
         <w:rPr>
@@ -3895,15 +4380,7 @@
           <w:sz w:val="28"/>
           <w:szCs w:val="28"/>
         </w:rPr>
-        <w:t>ратить время на поход в магазин»</w:t>
-      </w:r>
-      <w:r>
-        <w:rPr>
-          <w:rFonts w:ascii="Times New Roman" w:hAnsi="Times New Roman" w:cs="Times New Roman"/>
-          <w:sz w:val="28"/>
-          <w:szCs w:val="28"/>
-        </w:rPr>
-        <w:t>, представлен на рисунке 3.</w:t>
+        <w:t>ратить время на поход в магазин», представлен на рисунке 3.</w:t>
       </w:r>
     </w:p>
     <w:p>
@@ -3946,7 +4423,7 @@
         </w:rPr>
         <w:lastRenderedPageBreak/>
         <w:drawing>
-          <wp:inline distT="0" distB="0" distL="0" distR="0">
+          <wp:inline distT="0" distB="0" distL="0" distR="0" wp14:anchorId="793AFDF8" wp14:editId="672E17CA">
             <wp:extent cx="5940425" cy="4261485"/>
             <wp:effectExtent l="0" t="0" r="3175" b="5715"/>
             <wp:docPr id="16" name="Рисунок 16"/>
@@ -4018,7 +4495,6 @@
           <w:rFonts w:ascii="Times New Roman" w:hAnsi="Times New Roman" w:cs="Times New Roman"/>
           <w:sz w:val="28"/>
           <w:szCs w:val="28"/>
-          <w:lang w:val="en-US"/>
         </w:rPr>
       </w:pPr>
       <w:r>
@@ -4035,15 +4511,7 @@
           <w:sz w:val="28"/>
           <w:szCs w:val="28"/>
         </w:rPr>
-        <w:t xml:space="preserve"> </w:t>
-      </w:r>
-      <w:r>
-        <w:rPr>
-          <w:rFonts w:ascii="Times New Roman" w:hAnsi="Times New Roman" w:cs="Times New Roman"/>
-          <w:sz w:val="28"/>
-          <w:szCs w:val="28"/>
-        </w:rPr>
-        <w:t>3</w:t>
+        <w:t xml:space="preserve"> 3</w:t>
       </w:r>
       <w:r>
         <w:rPr>
@@ -4148,15 +4616,7 @@
           <w:sz w:val="28"/>
           <w:szCs w:val="28"/>
         </w:rPr>
-        <w:t xml:space="preserve"> создаются исходя из</w:t>
-      </w:r>
-      <w:r>
-        <w:rPr>
-          <w:rFonts w:ascii="Times New Roman" w:hAnsi="Times New Roman" w:cs="Times New Roman"/>
-          <w:sz w:val="28"/>
-          <w:szCs w:val="28"/>
-        </w:rPr>
-        <w:t xml:space="preserve"> </w:t>
+        <w:t xml:space="preserve"> создаются исходя из </w:t>
       </w:r>
       <w:r>
         <w:rPr>
@@ -4511,15 +4971,7 @@
           <w:sz w:val="28"/>
           <w:szCs w:val="28"/>
         </w:rPr>
-        <w:t xml:space="preserve">, которые будут отражать его потребности во взаимодействии с разрабатываемым продуктом, например, как на рисунке 2. </w:t>
-      </w:r>
-      <w:r>
-        <w:rPr>
-          <w:rFonts w:ascii="Times New Roman" w:hAnsi="Times New Roman" w:cs="Times New Roman"/>
-          <w:sz w:val="28"/>
-          <w:szCs w:val="28"/>
-        </w:rPr>
-        <w:t xml:space="preserve">Оформить в виде документа, презентации или в </w:t>
+        <w:t xml:space="preserve">, которые будут отражать его потребности во взаимодействии с разрабатываемым продуктом, например, как на рисунке 2. Оформить в виде документа, презентации или в </w:t>
       </w:r>
       <w:r>
         <w:rPr>
@@ -4625,15 +5077,7 @@
           <w:sz w:val="28"/>
           <w:szCs w:val="28"/>
         </w:rPr>
-        <w:t xml:space="preserve"> по общему плану, представленному в теории выше и на рисунке 3. </w:t>
-      </w:r>
-      <w:r>
-        <w:rPr>
-          <w:rFonts w:ascii="Times New Roman" w:hAnsi="Times New Roman" w:cs="Times New Roman"/>
-          <w:sz w:val="28"/>
-          <w:szCs w:val="28"/>
-        </w:rPr>
-        <w:t xml:space="preserve">Оформить в виде документа, презентации или в </w:t>
+        <w:t xml:space="preserve"> по общему плану, представленному в теории выше и на рисунке 3. Оформить в виде документа, презентации или в </w:t>
       </w:r>
       <w:r>
         <w:rPr>
@@ -4812,6 +5256,51 @@
     <w:p>
       <w:pPr>
         <w:pStyle w:val="a3"/>
+        <w:spacing w:after="0" w:line="240" w:lineRule="auto"/>
+        <w:jc w:val="both"/>
+        <w:rPr>
+          <w:rFonts w:ascii="Times New Roman" w:hAnsi="Times New Roman" w:cs="Times New Roman"/>
+          <w:sz w:val="28"/>
+          <w:szCs w:val="28"/>
+        </w:rPr>
+      </w:pPr>
+      <w:r>
+        <w:rPr>
+          <w:rFonts w:ascii="Times New Roman" w:hAnsi="Times New Roman" w:cs="Times New Roman"/>
+          <w:b/>
+          <w:sz w:val="28"/>
+          <w:szCs w:val="28"/>
+        </w:rPr>
+        <w:t>Целевая аудитория (ЦА)</w:t>
+      </w:r>
+      <w:r>
+        <w:rPr>
+          <w:rFonts w:ascii="Times New Roman" w:hAnsi="Times New Roman" w:cs="Times New Roman"/>
+          <w:sz w:val="28"/>
+          <w:szCs w:val="28"/>
+        </w:rPr>
+        <w:t xml:space="preserve"> — это определенная группа людей с некоторыми общими характеристиками, желаниями, потребностями, образом жизни, которые позволяют им примерно одинакового взаимодействовать с продуктом. Это люди, которые, скорее всего, заинтересуются разрабатываемым продуктом, услугой или сервисом.</w:t>
+      </w:r>
+    </w:p>
+    <w:p>
+      <w:pPr>
+        <w:pStyle w:val="a3"/>
+        <w:tabs>
+          <w:tab w:val="left" w:pos="1134"/>
+        </w:tabs>
+        <w:spacing w:before="240" w:after="240" w:line="240" w:lineRule="auto"/>
+        <w:ind w:left="709"/>
+        <w:jc w:val="both"/>
+        <w:rPr>
+          <w:rFonts w:ascii="Times New Roman" w:hAnsi="Times New Roman" w:cs="Times New Roman"/>
+          <w:sz w:val="28"/>
+          <w:szCs w:val="28"/>
+        </w:rPr>
+      </w:pPr>
+    </w:p>
+    <w:p>
+      <w:pPr>
+        <w:pStyle w:val="a3"/>
         <w:numPr>
           <w:ilvl w:val="0"/>
           <w:numId w:val="9"/>
@@ -4850,45 +5339,363 @@
         <w:pStyle w:val="a3"/>
         <w:numPr>
           <w:ilvl w:val="0"/>
-          <w:numId w:val="9"/>
+          <w:numId w:val="21"/>
         </w:numPr>
         <w:tabs>
+          <w:tab w:val="left" w:pos="993"/>
+        </w:tabs>
+        <w:spacing w:after="0" w:line="240" w:lineRule="auto"/>
+        <w:ind w:left="0" w:firstLine="709"/>
+        <w:jc w:val="both"/>
+        <w:rPr>
+          <w:rFonts w:ascii="Times New Roman" w:hAnsi="Times New Roman" w:cs="Times New Roman"/>
+          <w:sz w:val="28"/>
+          <w:szCs w:val="28"/>
+        </w:rPr>
+      </w:pPr>
+      <w:r>
+        <w:rPr>
+          <w:rFonts w:ascii="Times New Roman" w:hAnsi="Times New Roman" w:cs="Times New Roman"/>
+          <w:sz w:val="28"/>
+          <w:szCs w:val="28"/>
+        </w:rPr>
+        <w:t>По классу конечных потребителей:</w:t>
+      </w:r>
+    </w:p>
+    <w:p>
+      <w:pPr>
+        <w:pStyle w:val="a3"/>
+        <w:numPr>
+          <w:ilvl w:val="0"/>
+          <w:numId w:val="21"/>
+        </w:numPr>
+        <w:spacing w:after="0" w:line="240" w:lineRule="auto"/>
+        <w:ind w:left="0" w:firstLine="993"/>
+        <w:jc w:val="both"/>
+        <w:rPr>
+          <w:rFonts w:ascii="Times New Roman" w:hAnsi="Times New Roman" w:cs="Times New Roman"/>
+          <w:sz w:val="28"/>
+          <w:szCs w:val="28"/>
+        </w:rPr>
+      </w:pPr>
+      <w:r>
+        <w:rPr>
+          <w:rFonts w:ascii="Times New Roman" w:hAnsi="Times New Roman" w:cs="Times New Roman"/>
+          <w:sz w:val="28"/>
+          <w:szCs w:val="28"/>
+        </w:rPr>
+        <w:t xml:space="preserve">B2B, или </w:t>
+      </w:r>
+      <w:proofErr w:type="spellStart"/>
+      <w:r>
+        <w:rPr>
+          <w:rFonts w:ascii="Times New Roman" w:hAnsi="Times New Roman" w:cs="Times New Roman"/>
+          <w:sz w:val="28"/>
+          <w:szCs w:val="28"/>
+        </w:rPr>
+        <w:t>business</w:t>
+      </w:r>
+      <w:proofErr w:type="spellEnd"/>
+      <w:r>
+        <w:rPr>
+          <w:rFonts w:ascii="Times New Roman" w:hAnsi="Times New Roman" w:cs="Times New Roman"/>
+          <w:sz w:val="28"/>
+          <w:szCs w:val="28"/>
+        </w:rPr>
+        <w:t xml:space="preserve"> </w:t>
+      </w:r>
+      <w:proofErr w:type="spellStart"/>
+      <w:r>
+        <w:rPr>
+          <w:rFonts w:ascii="Times New Roman" w:hAnsi="Times New Roman" w:cs="Times New Roman"/>
+          <w:sz w:val="28"/>
+          <w:szCs w:val="28"/>
+        </w:rPr>
+        <w:t>to</w:t>
+      </w:r>
+      <w:proofErr w:type="spellEnd"/>
+      <w:r>
+        <w:rPr>
+          <w:rFonts w:ascii="Times New Roman" w:hAnsi="Times New Roman" w:cs="Times New Roman"/>
+          <w:sz w:val="28"/>
+          <w:szCs w:val="28"/>
+        </w:rPr>
+        <w:t xml:space="preserve"> </w:t>
+      </w:r>
+      <w:proofErr w:type="spellStart"/>
+      <w:r>
+        <w:rPr>
+          <w:rFonts w:ascii="Times New Roman" w:hAnsi="Times New Roman" w:cs="Times New Roman"/>
+          <w:sz w:val="28"/>
+          <w:szCs w:val="28"/>
+        </w:rPr>
+        <w:t>business</w:t>
+      </w:r>
+      <w:proofErr w:type="spellEnd"/>
+      <w:r>
+        <w:rPr>
+          <w:rFonts w:ascii="Times New Roman" w:hAnsi="Times New Roman" w:cs="Times New Roman"/>
+          <w:sz w:val="28"/>
+          <w:szCs w:val="28"/>
+        </w:rPr>
+        <w:t>, бизнес для бизнеса, — компания продаёт свой товар или услуги другим компаниям.</w:t>
+      </w:r>
+    </w:p>
+    <w:p>
+      <w:pPr>
+        <w:pStyle w:val="a3"/>
+        <w:numPr>
+          <w:ilvl w:val="0"/>
+          <w:numId w:val="21"/>
+        </w:numPr>
+        <w:spacing w:after="0" w:line="240" w:lineRule="auto"/>
+        <w:ind w:left="0" w:firstLine="993"/>
+        <w:jc w:val="both"/>
+        <w:rPr>
+          <w:rFonts w:ascii="Times New Roman" w:hAnsi="Times New Roman" w:cs="Times New Roman"/>
+          <w:sz w:val="28"/>
+          <w:szCs w:val="28"/>
+        </w:rPr>
+      </w:pPr>
+      <w:r>
+        <w:rPr>
+          <w:rFonts w:ascii="Times New Roman" w:hAnsi="Times New Roman" w:cs="Times New Roman"/>
+          <w:sz w:val="28"/>
+          <w:szCs w:val="28"/>
+        </w:rPr>
+        <w:t xml:space="preserve">B2C, или </w:t>
+      </w:r>
+      <w:proofErr w:type="spellStart"/>
+      <w:r>
+        <w:rPr>
+          <w:rFonts w:ascii="Times New Roman" w:hAnsi="Times New Roman" w:cs="Times New Roman"/>
+          <w:sz w:val="28"/>
+          <w:szCs w:val="28"/>
+        </w:rPr>
+        <w:t>business</w:t>
+      </w:r>
+      <w:proofErr w:type="spellEnd"/>
+      <w:r>
+        <w:rPr>
+          <w:rFonts w:ascii="Times New Roman" w:hAnsi="Times New Roman" w:cs="Times New Roman"/>
+          <w:sz w:val="28"/>
+          <w:szCs w:val="28"/>
+        </w:rPr>
+        <w:t xml:space="preserve"> </w:t>
+      </w:r>
+      <w:proofErr w:type="spellStart"/>
+      <w:r>
+        <w:rPr>
+          <w:rFonts w:ascii="Times New Roman" w:hAnsi="Times New Roman" w:cs="Times New Roman"/>
+          <w:sz w:val="28"/>
+          <w:szCs w:val="28"/>
+        </w:rPr>
+        <w:t>to</w:t>
+      </w:r>
+      <w:proofErr w:type="spellEnd"/>
+      <w:r>
+        <w:rPr>
+          <w:rFonts w:ascii="Times New Roman" w:hAnsi="Times New Roman" w:cs="Times New Roman"/>
+          <w:sz w:val="28"/>
+          <w:szCs w:val="28"/>
+        </w:rPr>
+        <w:t xml:space="preserve"> </w:t>
+      </w:r>
+      <w:proofErr w:type="spellStart"/>
+      <w:r>
+        <w:rPr>
+          <w:rFonts w:ascii="Times New Roman" w:hAnsi="Times New Roman" w:cs="Times New Roman"/>
+          <w:sz w:val="28"/>
+          <w:szCs w:val="28"/>
+        </w:rPr>
+        <w:t>customer</w:t>
+      </w:r>
+      <w:proofErr w:type="spellEnd"/>
+      <w:r>
+        <w:rPr>
+          <w:rFonts w:ascii="Times New Roman" w:hAnsi="Times New Roman" w:cs="Times New Roman"/>
+          <w:sz w:val="28"/>
+          <w:szCs w:val="28"/>
+        </w:rPr>
+        <w:t>, потребите</w:t>
+      </w:r>
+      <w:r>
+        <w:rPr>
+          <w:rFonts w:ascii="Times New Roman" w:hAnsi="Times New Roman" w:cs="Times New Roman"/>
+          <w:sz w:val="28"/>
+          <w:szCs w:val="28"/>
+        </w:rPr>
+        <w:t>льский бизнес, — компания прода</w:t>
+      </w:r>
+      <w:r>
+        <w:rPr>
+          <w:rFonts w:ascii="Times New Roman" w:hAnsi="Times New Roman" w:cs="Times New Roman"/>
+          <w:sz w:val="28"/>
+          <w:szCs w:val="28"/>
+        </w:rPr>
+        <w:t>ёт товар или услуги физическим лицам, отдельным людям.</w:t>
+      </w:r>
+    </w:p>
+    <w:p>
+      <w:pPr>
+        <w:pStyle w:val="a3"/>
+        <w:numPr>
+          <w:ilvl w:val="0"/>
+          <w:numId w:val="21"/>
+        </w:numPr>
+        <w:spacing w:after="0" w:line="240" w:lineRule="auto"/>
+        <w:ind w:left="0" w:firstLine="993"/>
+        <w:jc w:val="both"/>
+        <w:rPr>
+          <w:rFonts w:ascii="Times New Roman" w:hAnsi="Times New Roman" w:cs="Times New Roman"/>
+          <w:sz w:val="28"/>
+          <w:szCs w:val="28"/>
+        </w:rPr>
+      </w:pPr>
+      <w:r>
+        <w:rPr>
+          <w:rFonts w:ascii="Times New Roman" w:hAnsi="Times New Roman" w:cs="Times New Roman"/>
+          <w:sz w:val="28"/>
+          <w:szCs w:val="28"/>
+          <w:lang w:val="en-US"/>
+        </w:rPr>
+        <w:t xml:space="preserve">B2G, </w:t>
+      </w:r>
+      <w:r>
+        <w:rPr>
+          <w:rFonts w:ascii="Times New Roman" w:hAnsi="Times New Roman" w:cs="Times New Roman"/>
+          <w:sz w:val="28"/>
+          <w:szCs w:val="28"/>
+        </w:rPr>
+        <w:t>или</w:t>
+      </w:r>
+      <w:r>
+        <w:rPr>
+          <w:rFonts w:ascii="Times New Roman" w:hAnsi="Times New Roman" w:cs="Times New Roman"/>
+          <w:sz w:val="28"/>
+          <w:szCs w:val="28"/>
+          <w:lang w:val="en-US"/>
+        </w:rPr>
+        <w:t xml:space="preserve"> business to government. </w:t>
+      </w:r>
+      <w:r>
+        <w:rPr>
+          <w:rFonts w:ascii="Times New Roman" w:hAnsi="Times New Roman" w:cs="Times New Roman"/>
+          <w:sz w:val="28"/>
+          <w:szCs w:val="28"/>
+        </w:rPr>
+        <w:t>Это озна</w:t>
+      </w:r>
+      <w:r>
+        <w:rPr>
+          <w:rFonts w:ascii="Times New Roman" w:hAnsi="Times New Roman" w:cs="Times New Roman"/>
+          <w:sz w:val="28"/>
+          <w:szCs w:val="28"/>
+        </w:rPr>
+        <w:t>чает, что компания продаёт това</w:t>
+      </w:r>
+      <w:r>
+        <w:rPr>
+          <w:rFonts w:ascii="Times New Roman" w:hAnsi="Times New Roman" w:cs="Times New Roman"/>
+          <w:sz w:val="28"/>
+          <w:szCs w:val="28"/>
+        </w:rPr>
+        <w:t>ры или услуги государственным учреждениям и организациям.</w:t>
+      </w:r>
+    </w:p>
+    <w:p>
+      <w:pPr>
+        <w:pStyle w:val="a3"/>
+        <w:numPr>
+          <w:ilvl w:val="0"/>
+          <w:numId w:val="20"/>
+        </w:numPr>
+        <w:tabs>
+          <w:tab w:val="left" w:pos="993"/>
+        </w:tabs>
+        <w:spacing w:line="240" w:lineRule="auto"/>
+        <w:ind w:left="0" w:firstLine="709"/>
+        <w:jc w:val="both"/>
+        <w:rPr>
+          <w:rFonts w:ascii="Times New Roman" w:hAnsi="Times New Roman" w:cs="Times New Roman"/>
+          <w:sz w:val="28"/>
+          <w:szCs w:val="28"/>
+        </w:rPr>
+      </w:pPr>
+      <w:r>
+        <w:rPr>
+          <w:rFonts w:ascii="Times New Roman" w:hAnsi="Times New Roman" w:cs="Times New Roman"/>
+          <w:sz w:val="28"/>
+          <w:szCs w:val="28"/>
+        </w:rPr>
+        <w:t>По масштабу:</w:t>
+      </w:r>
+    </w:p>
+    <w:p>
+      <w:pPr>
+        <w:pStyle w:val="a3"/>
+        <w:numPr>
+          <w:ilvl w:val="0"/>
+          <w:numId w:val="20"/>
+        </w:numPr>
+        <w:spacing w:line="240" w:lineRule="auto"/>
+        <w:ind w:left="0" w:firstLine="993"/>
+        <w:jc w:val="both"/>
+        <w:rPr>
+          <w:rFonts w:ascii="Times New Roman" w:hAnsi="Times New Roman" w:cs="Times New Roman"/>
+          <w:sz w:val="28"/>
+          <w:szCs w:val="28"/>
+        </w:rPr>
+      </w:pPr>
+      <w:r>
+        <w:rPr>
+          <w:rFonts w:ascii="Times New Roman" w:hAnsi="Times New Roman" w:cs="Times New Roman"/>
+          <w:sz w:val="28"/>
+          <w:szCs w:val="28"/>
+        </w:rPr>
+        <w:t>Широкая.</w:t>
+      </w:r>
+    </w:p>
+    <w:p>
+      <w:pPr>
+        <w:pStyle w:val="a3"/>
+        <w:numPr>
+          <w:ilvl w:val="0"/>
+          <w:numId w:val="20"/>
+        </w:numPr>
+        <w:spacing w:line="240" w:lineRule="auto"/>
+        <w:ind w:left="0" w:firstLine="993"/>
+        <w:jc w:val="both"/>
+        <w:rPr>
+          <w:rFonts w:ascii="Times New Roman" w:hAnsi="Times New Roman" w:cs="Times New Roman"/>
+          <w:sz w:val="28"/>
+          <w:szCs w:val="28"/>
+        </w:rPr>
+      </w:pPr>
+      <w:r>
+        <w:rPr>
+          <w:rFonts w:ascii="Times New Roman" w:hAnsi="Times New Roman" w:cs="Times New Roman"/>
+          <w:sz w:val="28"/>
+          <w:szCs w:val="28"/>
+        </w:rPr>
+        <w:t>Узкая.</w:t>
+      </w:r>
+    </w:p>
+    <w:p>
+      <w:pPr>
+        <w:pStyle w:val="a3"/>
+        <w:tabs>
           <w:tab w:val="left" w:pos="1134"/>
         </w:tabs>
         <w:spacing w:before="240" w:after="240" w:line="240" w:lineRule="auto"/>
-        <w:ind w:left="0" w:firstLine="709"/>
-        <w:jc w:val="both"/>
-        <w:rPr>
-          <w:rFonts w:ascii="Times New Roman" w:hAnsi="Times New Roman" w:cs="Times New Roman"/>
-          <w:sz w:val="28"/>
-          <w:szCs w:val="28"/>
-        </w:rPr>
-      </w:pPr>
-      <w:r>
-        <w:rPr>
-          <w:rFonts w:ascii="Times New Roman" w:hAnsi="Times New Roman" w:cs="Times New Roman"/>
-          <w:sz w:val="28"/>
-          <w:szCs w:val="28"/>
-        </w:rPr>
-        <w:t xml:space="preserve">Что такое </w:t>
-      </w:r>
-      <w:r>
-        <w:rPr>
-          <w:rFonts w:ascii="Times New Roman" w:hAnsi="Times New Roman" w:cs="Times New Roman"/>
-          <w:sz w:val="28"/>
-          <w:szCs w:val="28"/>
-          <w:lang w:val="en-US"/>
-        </w:rPr>
-        <w:t>User Persona</w:t>
-      </w:r>
-      <w:r>
-        <w:rPr>
-          <w:rFonts w:ascii="Times New Roman" w:hAnsi="Times New Roman" w:cs="Times New Roman"/>
-          <w:sz w:val="28"/>
-          <w:szCs w:val="28"/>
-        </w:rPr>
-        <w:t>?</w:t>
-      </w:r>
+        <w:ind w:left="709"/>
+        <w:jc w:val="both"/>
+        <w:rPr>
+          <w:rFonts w:ascii="Times New Roman" w:hAnsi="Times New Roman" w:cs="Times New Roman"/>
+          <w:sz w:val="28"/>
+          <w:szCs w:val="28"/>
+        </w:rPr>
+      </w:pPr>
     </w:p>
     <w:p>
       <w:pPr>
@@ -4915,7 +5722,7 @@
           <w:sz w:val="28"/>
           <w:szCs w:val="28"/>
         </w:rPr>
-        <w:t xml:space="preserve">Из чего состоит </w:t>
+        <w:t xml:space="preserve">Что такое </w:t>
       </w:r>
       <w:r>
         <w:rPr>
@@ -4924,24 +5731,7 @@
           <w:szCs w:val="28"/>
           <w:lang w:val="en-US"/>
         </w:rPr>
-        <w:t>User</w:t>
-      </w:r>
-      <w:r>
-        <w:rPr>
-          <w:rFonts w:ascii="Times New Roman" w:hAnsi="Times New Roman" w:cs="Times New Roman"/>
-          <w:sz w:val="28"/>
-          <w:szCs w:val="28"/>
-        </w:rPr>
-        <w:t xml:space="preserve"> </w:t>
-      </w:r>
-      <w:r>
-        <w:rPr>
-          <w:rFonts w:ascii="Times New Roman" w:hAnsi="Times New Roman" w:cs="Times New Roman"/>
-          <w:sz w:val="28"/>
-          <w:szCs w:val="28"/>
-          <w:lang w:val="en-US"/>
-        </w:rPr>
-        <w:t>Persona</w:t>
+        <w:t>User Persona</w:t>
       </w:r>
       <w:r>
         <w:rPr>
@@ -4951,6 +5741,54 @@
         </w:rPr>
         <w:t>?</w:t>
       </w:r>
+    </w:p>
+    <w:p>
+      <w:pPr>
+        <w:pStyle w:val="a3"/>
+        <w:tabs>
+          <w:tab w:val="left" w:pos="993"/>
+        </w:tabs>
+        <w:spacing w:after="0" w:line="240" w:lineRule="auto"/>
+        <w:jc w:val="both"/>
+        <w:rPr>
+          <w:rFonts w:ascii="Times New Roman" w:hAnsi="Times New Roman" w:cs="Times New Roman"/>
+          <w:sz w:val="28"/>
+          <w:szCs w:val="28"/>
+        </w:rPr>
+      </w:pPr>
+      <w:r>
+        <w:rPr>
+          <w:rFonts w:ascii="Times New Roman" w:hAnsi="Times New Roman" w:cs="Times New Roman"/>
+          <w:b/>
+          <w:sz w:val="28"/>
+          <w:szCs w:val="28"/>
+        </w:rPr>
+        <w:t>Персонаж или персона</w:t>
+      </w:r>
+      <w:r>
+        <w:rPr>
+          <w:rFonts w:ascii="Times New Roman" w:hAnsi="Times New Roman" w:cs="Times New Roman"/>
+          <w:sz w:val="28"/>
+          <w:szCs w:val="28"/>
+        </w:rPr>
+        <w:t xml:space="preserve"> — это воображаемый, но реалистичный, собирательный, но детальный образ пользователя с суммой его основных потребностей, характеристик и целей. Это типичный представитель сегмента, поэтому каждому сегменту должна соответствовать хотя бы один персонаж. </w:t>
+      </w:r>
+    </w:p>
+    <w:p>
+      <w:pPr>
+        <w:pStyle w:val="a3"/>
+        <w:tabs>
+          <w:tab w:val="left" w:pos="1134"/>
+        </w:tabs>
+        <w:spacing w:before="240" w:after="240" w:line="240" w:lineRule="auto"/>
+        <w:ind w:left="709"/>
+        <w:jc w:val="both"/>
+        <w:rPr>
+          <w:rFonts w:ascii="Times New Roman" w:hAnsi="Times New Roman" w:cs="Times New Roman"/>
+          <w:sz w:val="28"/>
+          <w:szCs w:val="28"/>
+        </w:rPr>
+      </w:pPr>
     </w:p>
     <w:p>
       <w:pPr>
@@ -4963,21 +5801,20 @@
           <w:tab w:val="left" w:pos="1134"/>
         </w:tabs>
         <w:spacing w:before="240" w:after="240" w:line="240" w:lineRule="auto"/>
-        <w:ind w:left="0" w:firstLine="709"/>
-        <w:jc w:val="both"/>
-        <w:rPr>
-          <w:rFonts w:ascii="Times New Roman" w:hAnsi="Times New Roman" w:cs="Times New Roman"/>
-          <w:sz w:val="28"/>
-          <w:szCs w:val="28"/>
-        </w:rPr>
-      </w:pPr>
-      <w:r>
-        <w:rPr>
-          <w:rFonts w:ascii="Times New Roman" w:hAnsi="Times New Roman" w:cs="Times New Roman"/>
-          <w:sz w:val="28"/>
-          <w:szCs w:val="28"/>
-        </w:rPr>
-        <w:t xml:space="preserve">Что такое </w:t>
+        <w:jc w:val="both"/>
+        <w:rPr>
+          <w:rFonts w:ascii="Times New Roman" w:hAnsi="Times New Roman" w:cs="Times New Roman"/>
+          <w:sz w:val="28"/>
+          <w:szCs w:val="28"/>
+        </w:rPr>
+      </w:pPr>
+      <w:r>
+        <w:rPr>
+          <w:rFonts w:ascii="Times New Roman" w:hAnsi="Times New Roman" w:cs="Times New Roman"/>
+          <w:sz w:val="28"/>
+          <w:szCs w:val="28"/>
+        </w:rPr>
+        <w:t xml:space="preserve">Из чего состоит </w:t>
       </w:r>
       <w:r>
         <w:rPr>
@@ -4986,7 +5823,24 @@
           <w:szCs w:val="28"/>
           <w:lang w:val="en-US"/>
         </w:rPr>
-        <w:t>User Story</w:t>
+        <w:t>User</w:t>
+      </w:r>
+      <w:r>
+        <w:rPr>
+          <w:rFonts w:ascii="Times New Roman" w:hAnsi="Times New Roman" w:cs="Times New Roman"/>
+          <w:sz w:val="28"/>
+          <w:szCs w:val="28"/>
+        </w:rPr>
+        <w:t xml:space="preserve"> </w:t>
+      </w:r>
+      <w:r>
+        <w:rPr>
+          <w:rFonts w:ascii="Times New Roman" w:hAnsi="Times New Roman" w:cs="Times New Roman"/>
+          <w:sz w:val="28"/>
+          <w:szCs w:val="28"/>
+          <w:lang w:val="en-US"/>
+        </w:rPr>
+        <w:t>Persona</w:t>
       </w:r>
       <w:r>
         <w:rPr>
@@ -4996,6 +5850,372 @@
         </w:rPr>
         <w:t>?</w:t>
       </w:r>
+    </w:p>
+    <w:p>
+      <w:pPr>
+        <w:pStyle w:val="a3"/>
+        <w:numPr>
+          <w:ilvl w:val="0"/>
+          <w:numId w:val="29"/>
+        </w:numPr>
+        <w:tabs>
+          <w:tab w:val="left" w:pos="993"/>
+        </w:tabs>
+        <w:spacing w:after="0" w:line="240" w:lineRule="auto"/>
+        <w:jc w:val="both"/>
+        <w:rPr>
+          <w:rFonts w:ascii="Times New Roman" w:hAnsi="Times New Roman" w:cs="Times New Roman"/>
+          <w:sz w:val="28"/>
+          <w:szCs w:val="28"/>
+        </w:rPr>
+      </w:pPr>
+      <w:r>
+        <w:rPr>
+          <w:rFonts w:ascii="Times New Roman" w:hAnsi="Times New Roman" w:cs="Times New Roman"/>
+          <w:sz w:val="28"/>
+          <w:szCs w:val="28"/>
+        </w:rPr>
+        <w:t>Имя.</w:t>
+      </w:r>
+    </w:p>
+    <w:p>
+      <w:pPr>
+        <w:pStyle w:val="a3"/>
+        <w:numPr>
+          <w:ilvl w:val="0"/>
+          <w:numId w:val="29"/>
+        </w:numPr>
+        <w:tabs>
+          <w:tab w:val="left" w:pos="993"/>
+        </w:tabs>
+        <w:spacing w:after="0" w:line="240" w:lineRule="auto"/>
+        <w:jc w:val="both"/>
+        <w:rPr>
+          <w:rFonts w:ascii="Times New Roman" w:hAnsi="Times New Roman" w:cs="Times New Roman"/>
+          <w:sz w:val="28"/>
+          <w:szCs w:val="28"/>
+        </w:rPr>
+      </w:pPr>
+      <w:r>
+        <w:rPr>
+          <w:rFonts w:ascii="Times New Roman" w:hAnsi="Times New Roman" w:cs="Times New Roman"/>
+          <w:sz w:val="28"/>
+          <w:szCs w:val="28"/>
+        </w:rPr>
+        <w:t>Пол.</w:t>
+      </w:r>
+    </w:p>
+    <w:p>
+      <w:pPr>
+        <w:pStyle w:val="a3"/>
+        <w:numPr>
+          <w:ilvl w:val="0"/>
+          <w:numId w:val="29"/>
+        </w:numPr>
+        <w:tabs>
+          <w:tab w:val="left" w:pos="993"/>
+        </w:tabs>
+        <w:spacing w:after="0" w:line="240" w:lineRule="auto"/>
+        <w:jc w:val="both"/>
+        <w:rPr>
+          <w:rFonts w:ascii="Times New Roman" w:hAnsi="Times New Roman" w:cs="Times New Roman"/>
+          <w:sz w:val="28"/>
+          <w:szCs w:val="28"/>
+        </w:rPr>
+      </w:pPr>
+      <w:r>
+        <w:rPr>
+          <w:rFonts w:ascii="Times New Roman" w:hAnsi="Times New Roman" w:cs="Times New Roman"/>
+          <w:sz w:val="28"/>
+          <w:szCs w:val="28"/>
+        </w:rPr>
+        <w:t>Возраст.</w:t>
+      </w:r>
+    </w:p>
+    <w:p>
+      <w:pPr>
+        <w:pStyle w:val="a3"/>
+        <w:numPr>
+          <w:ilvl w:val="0"/>
+          <w:numId w:val="29"/>
+        </w:numPr>
+        <w:tabs>
+          <w:tab w:val="left" w:pos="993"/>
+        </w:tabs>
+        <w:spacing w:after="0" w:line="240" w:lineRule="auto"/>
+        <w:jc w:val="both"/>
+        <w:rPr>
+          <w:rFonts w:ascii="Times New Roman" w:hAnsi="Times New Roman" w:cs="Times New Roman"/>
+          <w:sz w:val="28"/>
+          <w:szCs w:val="28"/>
+        </w:rPr>
+      </w:pPr>
+      <w:r>
+        <w:rPr>
+          <w:rFonts w:ascii="Times New Roman" w:hAnsi="Times New Roman" w:cs="Times New Roman"/>
+          <w:sz w:val="28"/>
+          <w:szCs w:val="28"/>
+        </w:rPr>
+        <w:t>Фото.</w:t>
+      </w:r>
+    </w:p>
+    <w:p>
+      <w:pPr>
+        <w:pStyle w:val="a3"/>
+        <w:numPr>
+          <w:ilvl w:val="0"/>
+          <w:numId w:val="29"/>
+        </w:numPr>
+        <w:tabs>
+          <w:tab w:val="left" w:pos="993"/>
+        </w:tabs>
+        <w:spacing w:after="0" w:line="240" w:lineRule="auto"/>
+        <w:jc w:val="both"/>
+        <w:rPr>
+          <w:rFonts w:ascii="Times New Roman" w:hAnsi="Times New Roman" w:cs="Times New Roman"/>
+          <w:sz w:val="28"/>
+          <w:szCs w:val="28"/>
+        </w:rPr>
+      </w:pPr>
+      <w:r>
+        <w:rPr>
+          <w:rFonts w:ascii="Times New Roman" w:hAnsi="Times New Roman" w:cs="Times New Roman"/>
+          <w:sz w:val="28"/>
+          <w:szCs w:val="28"/>
+        </w:rPr>
+        <w:t>Месторасположение (страна/город).</w:t>
+      </w:r>
+    </w:p>
+    <w:p>
+      <w:pPr>
+        <w:pStyle w:val="a3"/>
+        <w:numPr>
+          <w:ilvl w:val="0"/>
+          <w:numId w:val="29"/>
+        </w:numPr>
+        <w:tabs>
+          <w:tab w:val="left" w:pos="993"/>
+        </w:tabs>
+        <w:spacing w:after="0" w:line="240" w:lineRule="auto"/>
+        <w:jc w:val="both"/>
+        <w:rPr>
+          <w:rFonts w:ascii="Times New Roman" w:hAnsi="Times New Roman" w:cs="Times New Roman"/>
+          <w:sz w:val="28"/>
+          <w:szCs w:val="28"/>
+        </w:rPr>
+      </w:pPr>
+      <w:r>
+        <w:rPr>
+          <w:rFonts w:ascii="Times New Roman" w:hAnsi="Times New Roman" w:cs="Times New Roman"/>
+          <w:sz w:val="28"/>
+          <w:szCs w:val="28"/>
+        </w:rPr>
+        <w:t>Семейное положение.</w:t>
+      </w:r>
+    </w:p>
+    <w:p>
+      <w:pPr>
+        <w:pStyle w:val="a3"/>
+        <w:numPr>
+          <w:ilvl w:val="0"/>
+          <w:numId w:val="29"/>
+        </w:numPr>
+        <w:tabs>
+          <w:tab w:val="left" w:pos="993"/>
+        </w:tabs>
+        <w:spacing w:after="0" w:line="240" w:lineRule="auto"/>
+        <w:jc w:val="both"/>
+        <w:rPr>
+          <w:rFonts w:ascii="Times New Roman" w:hAnsi="Times New Roman" w:cs="Times New Roman"/>
+          <w:sz w:val="28"/>
+          <w:szCs w:val="28"/>
+        </w:rPr>
+      </w:pPr>
+      <w:r>
+        <w:rPr>
+          <w:rFonts w:ascii="Times New Roman" w:hAnsi="Times New Roman" w:cs="Times New Roman"/>
+          <w:sz w:val="28"/>
+          <w:szCs w:val="28"/>
+        </w:rPr>
+        <w:t>Род занятий.</w:t>
+      </w:r>
+    </w:p>
+    <w:p>
+      <w:pPr>
+        <w:pStyle w:val="a3"/>
+        <w:numPr>
+          <w:ilvl w:val="0"/>
+          <w:numId w:val="29"/>
+        </w:numPr>
+        <w:tabs>
+          <w:tab w:val="left" w:pos="993"/>
+        </w:tabs>
+        <w:spacing w:after="0" w:line="240" w:lineRule="auto"/>
+        <w:jc w:val="both"/>
+        <w:rPr>
+          <w:rFonts w:ascii="Times New Roman" w:hAnsi="Times New Roman" w:cs="Times New Roman"/>
+          <w:sz w:val="28"/>
+          <w:szCs w:val="28"/>
+        </w:rPr>
+      </w:pPr>
+      <w:r>
+        <w:rPr>
+          <w:rFonts w:ascii="Times New Roman" w:hAnsi="Times New Roman" w:cs="Times New Roman"/>
+          <w:sz w:val="28"/>
+          <w:szCs w:val="28"/>
+        </w:rPr>
+        <w:lastRenderedPageBreak/>
+        <w:t>Степень «вхождения» в предметную область</w:t>
+      </w:r>
+      <w:r>
+        <w:rPr>
+          <w:rFonts w:ascii="Times New Roman" w:hAnsi="Times New Roman" w:cs="Times New Roman"/>
+          <w:sz w:val="28"/>
+          <w:szCs w:val="28"/>
+        </w:rPr>
+        <w:t xml:space="preserve"> или опыт использования продукта. Это может быть новичок, постоянный пользователь или пользователь, который иногда возвращается.</w:t>
+      </w:r>
+    </w:p>
+    <w:p>
+      <w:pPr>
+        <w:pStyle w:val="a3"/>
+        <w:numPr>
+          <w:ilvl w:val="0"/>
+          <w:numId w:val="29"/>
+        </w:numPr>
+        <w:tabs>
+          <w:tab w:val="left" w:pos="993"/>
+        </w:tabs>
+        <w:spacing w:after="0" w:line="240" w:lineRule="auto"/>
+        <w:jc w:val="both"/>
+        <w:rPr>
+          <w:rFonts w:ascii="Times New Roman" w:hAnsi="Times New Roman" w:cs="Times New Roman"/>
+          <w:sz w:val="28"/>
+          <w:szCs w:val="28"/>
+          <w:lang w:val="en-US"/>
+        </w:rPr>
+      </w:pPr>
+      <w:r>
+        <w:rPr>
+          <w:rFonts w:ascii="Times New Roman" w:hAnsi="Times New Roman" w:cs="Times New Roman"/>
+          <w:sz w:val="28"/>
+          <w:szCs w:val="28"/>
+        </w:rPr>
+        <w:t>Контекст использования продукта. По какой причине взаимодействует? Как взаимодействует</w:t>
+      </w:r>
+      <w:r>
+        <w:rPr>
+          <w:rFonts w:ascii="Times New Roman" w:hAnsi="Times New Roman" w:cs="Times New Roman"/>
+          <w:sz w:val="28"/>
+          <w:szCs w:val="28"/>
+        </w:rPr>
+        <w:t xml:space="preserve"> (десктопная или мобильная версии) и где</w:t>
+      </w:r>
+      <w:r>
+        <w:rPr>
+          <w:rFonts w:ascii="Times New Roman" w:hAnsi="Times New Roman" w:cs="Times New Roman"/>
+          <w:sz w:val="28"/>
+          <w:szCs w:val="28"/>
+        </w:rPr>
+        <w:t xml:space="preserve">?  </w:t>
+      </w:r>
+    </w:p>
+    <w:p>
+      <w:pPr>
+        <w:pStyle w:val="a3"/>
+        <w:numPr>
+          <w:ilvl w:val="0"/>
+          <w:numId w:val="29"/>
+        </w:numPr>
+        <w:tabs>
+          <w:tab w:val="left" w:pos="993"/>
+        </w:tabs>
+        <w:spacing w:after="0" w:line="240" w:lineRule="auto"/>
+        <w:jc w:val="both"/>
+        <w:rPr>
+          <w:rFonts w:ascii="Times New Roman" w:hAnsi="Times New Roman" w:cs="Times New Roman"/>
+          <w:sz w:val="28"/>
+          <w:szCs w:val="28"/>
+        </w:rPr>
+      </w:pPr>
+      <w:r>
+        <w:rPr>
+          <w:rFonts w:ascii="Times New Roman" w:hAnsi="Times New Roman" w:cs="Times New Roman"/>
+          <w:sz w:val="28"/>
+          <w:szCs w:val="28"/>
+        </w:rPr>
+        <w:t>Цели и потребности взаимодействия. Какие потребности персонажа нужно удовлетворить, чтобы он достиг своей цели.</w:t>
+      </w:r>
+    </w:p>
+    <w:p>
+      <w:pPr>
+        <w:pStyle w:val="a3"/>
+        <w:numPr>
+          <w:ilvl w:val="0"/>
+          <w:numId w:val="29"/>
+        </w:numPr>
+        <w:tabs>
+          <w:tab w:val="left" w:pos="993"/>
+        </w:tabs>
+        <w:spacing w:after="0" w:line="240" w:lineRule="auto"/>
+        <w:jc w:val="both"/>
+        <w:rPr>
+          <w:rFonts w:ascii="Times New Roman" w:hAnsi="Times New Roman" w:cs="Times New Roman"/>
+          <w:sz w:val="28"/>
+          <w:szCs w:val="28"/>
+        </w:rPr>
+      </w:pPr>
+      <w:r>
+        <w:rPr>
+          <w:rFonts w:ascii="Times New Roman" w:hAnsi="Times New Roman" w:cs="Times New Roman"/>
+          <w:sz w:val="28"/>
+          <w:szCs w:val="28"/>
+        </w:rPr>
+        <w:t xml:space="preserve">Проблемы взаимодействия. Описание того, что мешает персонажу в решении проблемы или удовлетворению потребностей. </w:t>
+      </w:r>
+    </w:p>
+    <w:p>
+      <w:pPr>
+        <w:pStyle w:val="a3"/>
+        <w:numPr>
+          <w:ilvl w:val="0"/>
+          <w:numId w:val="29"/>
+        </w:numPr>
+        <w:tabs>
+          <w:tab w:val="left" w:pos="1134"/>
+        </w:tabs>
+        <w:spacing w:after="0" w:line="240" w:lineRule="auto"/>
+        <w:jc w:val="both"/>
+        <w:rPr>
+          <w:rFonts w:ascii="Times New Roman" w:hAnsi="Times New Roman" w:cs="Times New Roman"/>
+          <w:sz w:val="28"/>
+          <w:szCs w:val="28"/>
+        </w:rPr>
+      </w:pPr>
+      <w:r>
+        <w:rPr>
+          <w:rFonts w:ascii="Times New Roman" w:hAnsi="Times New Roman" w:cs="Times New Roman"/>
+          <w:sz w:val="28"/>
+          <w:szCs w:val="28"/>
+        </w:rPr>
+        <w:t>Дополнительно можно добавить: ожидания, навыки, мотивацию.</w:t>
+      </w:r>
+    </w:p>
+    <w:p>
+      <w:pPr>
+        <w:pStyle w:val="a3"/>
+        <w:tabs>
+          <w:tab w:val="left" w:pos="1134"/>
+        </w:tabs>
+        <w:spacing w:before="240" w:after="240" w:line="240" w:lineRule="auto"/>
+        <w:ind w:left="709"/>
+        <w:jc w:val="both"/>
+        <w:rPr>
+          <w:rFonts w:ascii="Times New Roman" w:hAnsi="Times New Roman" w:cs="Times New Roman"/>
+          <w:sz w:val="28"/>
+          <w:szCs w:val="28"/>
+        </w:rPr>
+      </w:pPr>
     </w:p>
     <w:p>
       <w:pPr>
@@ -5022,7 +6242,7 @@
           <w:sz w:val="28"/>
           <w:szCs w:val="28"/>
         </w:rPr>
-        <w:t xml:space="preserve">Как составить </w:t>
+        <w:t xml:space="preserve">Что такое </w:t>
       </w:r>
       <w:r>
         <w:rPr>
@@ -5041,6 +6261,80 @@
         </w:rPr>
         <w:t>?</w:t>
       </w:r>
+    </w:p>
+    <w:p>
+      <w:pPr>
+        <w:pStyle w:val="a3"/>
+        <w:spacing w:after="0" w:line="240" w:lineRule="auto"/>
+        <w:jc w:val="both"/>
+        <w:rPr>
+          <w:rFonts w:ascii="Times New Roman" w:hAnsi="Times New Roman" w:cs="Times New Roman"/>
+          <w:sz w:val="28"/>
+          <w:szCs w:val="28"/>
+        </w:rPr>
+      </w:pPr>
+      <w:r>
+        <w:rPr>
+          <w:rFonts w:ascii="Times New Roman" w:hAnsi="Times New Roman" w:cs="Times New Roman"/>
+          <w:b/>
+          <w:sz w:val="28"/>
+          <w:szCs w:val="28"/>
+          <w:lang w:val="en-US"/>
+        </w:rPr>
+        <w:t>User</w:t>
+      </w:r>
+      <w:r>
+        <w:rPr>
+          <w:rFonts w:ascii="Times New Roman" w:hAnsi="Times New Roman" w:cs="Times New Roman"/>
+          <w:b/>
+          <w:sz w:val="28"/>
+          <w:szCs w:val="28"/>
+        </w:rPr>
+        <w:t xml:space="preserve"> </w:t>
+      </w:r>
+      <w:r>
+        <w:rPr>
+          <w:rFonts w:ascii="Times New Roman" w:hAnsi="Times New Roman" w:cs="Times New Roman"/>
+          <w:b/>
+          <w:sz w:val="28"/>
+          <w:szCs w:val="28"/>
+          <w:lang w:val="en-US"/>
+        </w:rPr>
+        <w:t>Story</w:t>
+      </w:r>
+      <w:r>
+        <w:rPr>
+          <w:rFonts w:ascii="Times New Roman" w:hAnsi="Times New Roman" w:cs="Times New Roman"/>
+          <w:b/>
+          <w:sz w:val="28"/>
+          <w:szCs w:val="28"/>
+        </w:rPr>
+        <w:t xml:space="preserve"> (Пользовательская история)</w:t>
+      </w:r>
+      <w:r>
+        <w:rPr>
+          <w:rFonts w:ascii="Times New Roman" w:hAnsi="Times New Roman" w:cs="Times New Roman"/>
+          <w:sz w:val="28"/>
+          <w:szCs w:val="28"/>
+        </w:rPr>
+        <w:t xml:space="preserve"> — это короткая история с описанием возможных вариантов применения продукта. Это 1-2 предложения о том, чего хочет достичь персонаж, используя продукт, что пользователь может делать взаимодействую с продуктом.</w:t>
+      </w:r>
+    </w:p>
+    <w:p>
+      <w:pPr>
+        <w:pStyle w:val="a3"/>
+        <w:tabs>
+          <w:tab w:val="left" w:pos="1134"/>
+        </w:tabs>
+        <w:spacing w:before="240" w:after="240" w:line="240" w:lineRule="auto"/>
+        <w:ind w:left="709"/>
+        <w:jc w:val="both"/>
+        <w:rPr>
+          <w:rFonts w:ascii="Times New Roman" w:hAnsi="Times New Roman" w:cs="Times New Roman"/>
+          <w:sz w:val="28"/>
+          <w:szCs w:val="28"/>
+        </w:rPr>
+      </w:pPr>
     </w:p>
     <w:p>
       <w:pPr>
@@ -5067,7 +6361,7 @@
           <w:sz w:val="28"/>
           <w:szCs w:val="28"/>
         </w:rPr>
-        <w:t xml:space="preserve">Что такое </w:t>
+        <w:t xml:space="preserve">Как составить </w:t>
       </w:r>
       <w:r>
         <w:rPr>
@@ -5076,11 +6370,52 @@
           <w:szCs w:val="28"/>
           <w:lang w:val="en-US"/>
         </w:rPr>
-        <w:t>Use</w:t>
-      </w:r>
-      <w:r>
-        <w:rPr>
-          <w:rFonts w:ascii="Times New Roman" w:hAnsi="Times New Roman" w:cs="Times New Roman"/>
+        <w:t>User Story</w:t>
+      </w:r>
+      <w:r>
+        <w:rPr>
+          <w:rFonts w:ascii="Times New Roman" w:hAnsi="Times New Roman" w:cs="Times New Roman"/>
+          <w:sz w:val="28"/>
+          <w:szCs w:val="28"/>
+        </w:rPr>
+        <w:t>?</w:t>
+      </w:r>
+    </w:p>
+    <w:p>
+      <w:pPr>
+        <w:pStyle w:val="a3"/>
+        <w:spacing w:after="0" w:line="240" w:lineRule="auto"/>
+        <w:jc w:val="both"/>
+        <w:rPr>
+          <w:rFonts w:ascii="Times New Roman" w:hAnsi="Times New Roman" w:cs="Times New Roman"/>
+          <w:b/>
+          <w:sz w:val="28"/>
+          <w:szCs w:val="28"/>
+        </w:rPr>
+      </w:pPr>
+      <w:r>
+        <w:rPr>
+          <w:rFonts w:ascii="Times New Roman" w:hAnsi="Times New Roman" w:cs="Times New Roman"/>
+          <w:b/>
+          <w:sz w:val="28"/>
+          <w:szCs w:val="28"/>
+        </w:rPr>
+        <w:t xml:space="preserve">Шаблон написание </w:t>
+      </w:r>
+      <w:r>
+        <w:rPr>
+          <w:rFonts w:ascii="Times New Roman" w:hAnsi="Times New Roman" w:cs="Times New Roman"/>
+          <w:b/>
+          <w:sz w:val="28"/>
+          <w:szCs w:val="28"/>
+          <w:lang w:val="en-US"/>
+        </w:rPr>
+        <w:t>User</w:t>
+      </w:r>
+      <w:r>
+        <w:rPr>
+          <w:rFonts w:ascii="Times New Roman" w:hAnsi="Times New Roman" w:cs="Times New Roman"/>
+          <w:b/>
           <w:sz w:val="28"/>
           <w:szCs w:val="28"/>
         </w:rPr>
@@ -5089,20 +6424,58 @@
       <w:r>
         <w:rPr>
           <w:rFonts w:ascii="Times New Roman" w:hAnsi="Times New Roman" w:cs="Times New Roman"/>
+          <w:b/>
           <w:sz w:val="28"/>
           <w:szCs w:val="28"/>
           <w:lang w:val="en-US"/>
         </w:rPr>
-        <w:t>Case</w:t>
-      </w:r>
-      <w:r>
-        <w:rPr>
-          <w:rFonts w:ascii="Times New Roman" w:hAnsi="Times New Roman" w:cs="Times New Roman"/>
-          <w:sz w:val="28"/>
-          <w:szCs w:val="28"/>
-        </w:rPr>
-        <w:t>?</w:t>
-      </w:r>
+        <w:t>Story</w:t>
+      </w:r>
+      <w:r>
+        <w:rPr>
+          <w:rFonts w:ascii="Times New Roman" w:hAnsi="Times New Roman" w:cs="Times New Roman"/>
+          <w:b/>
+          <w:sz w:val="28"/>
+          <w:szCs w:val="28"/>
+        </w:rPr>
+        <w:t xml:space="preserve">: </w:t>
+      </w:r>
+    </w:p>
+    <w:p>
+      <w:pPr>
+        <w:pStyle w:val="a3"/>
+        <w:spacing w:after="0" w:line="240" w:lineRule="auto"/>
+        <w:jc w:val="both"/>
+        <w:rPr>
+          <w:rFonts w:ascii="Times New Roman" w:hAnsi="Times New Roman" w:cs="Times New Roman"/>
+          <w:sz w:val="28"/>
+          <w:szCs w:val="28"/>
+        </w:rPr>
+      </w:pPr>
+      <w:r>
+        <w:rPr>
+          <w:rFonts w:ascii="Times New Roman" w:hAnsi="Times New Roman" w:cs="Times New Roman"/>
+          <w:sz w:val="28"/>
+          <w:szCs w:val="28"/>
+        </w:rPr>
+        <w:t>«Как кто-то (роль/персонаж) я хочу (цель/желание), чтобы (выгода)».</w:t>
+      </w:r>
+    </w:p>
+    <w:p>
+      <w:pPr>
+        <w:pStyle w:val="a3"/>
+        <w:tabs>
+          <w:tab w:val="left" w:pos="1134"/>
+        </w:tabs>
+        <w:spacing w:before="240" w:after="240" w:line="240" w:lineRule="auto"/>
+        <w:ind w:left="709"/>
+        <w:jc w:val="both"/>
+        <w:rPr>
+          <w:rFonts w:ascii="Times New Roman" w:hAnsi="Times New Roman" w:cs="Times New Roman"/>
+          <w:sz w:val="28"/>
+          <w:szCs w:val="28"/>
+        </w:rPr>
+      </w:pPr>
     </w:p>
     <w:p>
       <w:pPr>
@@ -5129,7 +6502,7 @@
           <w:sz w:val="28"/>
           <w:szCs w:val="28"/>
         </w:rPr>
-        <w:t xml:space="preserve">Из чего состоит </w:t>
+        <w:t xml:space="preserve">Что такое </w:t>
       </w:r>
       <w:r>
         <w:rPr>
@@ -5165,6 +6538,83 @@
         </w:rPr>
         <w:t>?</w:t>
       </w:r>
+    </w:p>
+    <w:p>
+      <w:pPr>
+        <w:pStyle w:val="a3"/>
+        <w:tabs>
+          <w:tab w:val="left" w:pos="851"/>
+        </w:tabs>
+        <w:spacing w:after="0" w:line="240" w:lineRule="auto"/>
+        <w:jc w:val="both"/>
+        <w:rPr>
+          <w:rFonts w:ascii="Times New Roman" w:hAnsi="Times New Roman" w:cs="Times New Roman"/>
+          <w:sz w:val="28"/>
+          <w:szCs w:val="28"/>
+        </w:rPr>
+      </w:pPr>
+      <w:r>
+        <w:rPr>
+          <w:rFonts w:ascii="Times New Roman" w:hAnsi="Times New Roman" w:cs="Times New Roman"/>
+          <w:b/>
+          <w:sz w:val="28"/>
+          <w:szCs w:val="28"/>
+          <w:lang w:val="en-US"/>
+        </w:rPr>
+        <w:t>Use</w:t>
+      </w:r>
+      <w:r>
+        <w:rPr>
+          <w:rFonts w:ascii="Times New Roman" w:hAnsi="Times New Roman" w:cs="Times New Roman"/>
+          <w:b/>
+          <w:sz w:val="28"/>
+          <w:szCs w:val="28"/>
+        </w:rPr>
+        <w:t xml:space="preserve"> </w:t>
+      </w:r>
+      <w:r>
+        <w:rPr>
+          <w:rFonts w:ascii="Times New Roman" w:hAnsi="Times New Roman" w:cs="Times New Roman"/>
+          <w:b/>
+          <w:sz w:val="28"/>
+          <w:szCs w:val="28"/>
+          <w:lang w:val="en-US"/>
+        </w:rPr>
+        <w:t>Case</w:t>
+      </w:r>
+      <w:r>
+        <w:rPr>
+          <w:rFonts w:ascii="Times New Roman" w:hAnsi="Times New Roman" w:cs="Times New Roman"/>
+          <w:b/>
+          <w:sz w:val="28"/>
+          <w:szCs w:val="28"/>
+        </w:rPr>
+        <w:t xml:space="preserve"> (Сценарий использования)</w:t>
+      </w:r>
+      <w:r>
+        <w:rPr>
+          <w:rFonts w:ascii="Times New Roman" w:hAnsi="Times New Roman" w:cs="Times New Roman"/>
+          <w:sz w:val="28"/>
+          <w:szCs w:val="28"/>
+        </w:rPr>
+        <w:t xml:space="preserve"> — это вымышленная история о том, как пользователь взаимодействует с продуктом, чтобы достичь определённых целей.</w:t>
+      </w:r>
+    </w:p>
+    <w:p>
+      <w:pPr>
+        <w:pStyle w:val="a3"/>
+        <w:tabs>
+          <w:tab w:val="left" w:pos="1134"/>
+        </w:tabs>
+        <w:spacing w:before="240" w:after="240" w:line="240" w:lineRule="auto"/>
+        <w:ind w:left="709"/>
+        <w:jc w:val="both"/>
+        <w:rPr>
+          <w:rFonts w:ascii="Times New Roman" w:hAnsi="Times New Roman" w:cs="Times New Roman"/>
+          <w:sz w:val="28"/>
+          <w:szCs w:val="28"/>
+        </w:rPr>
+      </w:pPr>
     </w:p>
     <w:p>
       <w:pPr>
@@ -5183,8 +6633,655 @@
           <w:rFonts w:ascii="Times New Roman" w:hAnsi="Times New Roman" w:cs="Times New Roman"/>
           <w:sz w:val="28"/>
           <w:szCs w:val="28"/>
+        </w:rPr>
+      </w:pPr>
+      <w:r>
+        <w:rPr>
+          <w:rFonts w:ascii="Times New Roman" w:hAnsi="Times New Roman" w:cs="Times New Roman"/>
+          <w:sz w:val="28"/>
+          <w:szCs w:val="28"/>
+        </w:rPr>
+        <w:t xml:space="preserve">Из чего состоит </w:t>
+      </w:r>
+      <w:r>
+        <w:rPr>
+          <w:rFonts w:ascii="Times New Roman" w:hAnsi="Times New Roman" w:cs="Times New Roman"/>
+          <w:sz w:val="28"/>
+          <w:szCs w:val="28"/>
           <w:lang w:val="en-US"/>
         </w:rPr>
+        <w:t>Use</w:t>
+      </w:r>
+      <w:r>
+        <w:rPr>
+          <w:rFonts w:ascii="Times New Roman" w:hAnsi="Times New Roman" w:cs="Times New Roman"/>
+          <w:sz w:val="28"/>
+          <w:szCs w:val="28"/>
+        </w:rPr>
+        <w:t xml:space="preserve"> </w:t>
+      </w:r>
+      <w:r>
+        <w:rPr>
+          <w:rFonts w:ascii="Times New Roman" w:hAnsi="Times New Roman" w:cs="Times New Roman"/>
+          <w:sz w:val="28"/>
+          <w:szCs w:val="28"/>
+          <w:lang w:val="en-US"/>
+        </w:rPr>
+        <w:t>Case</w:t>
+      </w:r>
+      <w:r>
+        <w:rPr>
+          <w:rFonts w:ascii="Times New Roman" w:hAnsi="Times New Roman" w:cs="Times New Roman"/>
+          <w:sz w:val="28"/>
+          <w:szCs w:val="28"/>
+        </w:rPr>
+        <w:t>?</w:t>
+      </w:r>
+    </w:p>
+    <w:p>
+      <w:pPr>
+        <w:pStyle w:val="a3"/>
+        <w:numPr>
+          <w:ilvl w:val="0"/>
+          <w:numId w:val="30"/>
+        </w:numPr>
+        <w:tabs>
+          <w:tab w:val="left" w:pos="993"/>
+        </w:tabs>
+        <w:spacing w:after="0" w:line="240" w:lineRule="auto"/>
+        <w:jc w:val="both"/>
+        <w:rPr>
+          <w:rFonts w:ascii="Times New Roman" w:hAnsi="Times New Roman" w:cs="Times New Roman"/>
+          <w:sz w:val="28"/>
+          <w:szCs w:val="28"/>
+        </w:rPr>
+      </w:pPr>
+      <w:r>
+        <w:rPr>
+          <w:rFonts w:ascii="Times New Roman" w:hAnsi="Times New Roman" w:cs="Times New Roman"/>
+          <w:sz w:val="28"/>
+          <w:szCs w:val="28"/>
+        </w:rPr>
+        <w:t xml:space="preserve">Название (Name) — название </w:t>
+      </w:r>
+      <w:proofErr w:type="spellStart"/>
+      <w:r>
+        <w:rPr>
+          <w:rFonts w:ascii="Times New Roman" w:hAnsi="Times New Roman" w:cs="Times New Roman"/>
+          <w:sz w:val="28"/>
+          <w:szCs w:val="28"/>
+        </w:rPr>
+        <w:t>Use</w:t>
+      </w:r>
+      <w:proofErr w:type="spellEnd"/>
+      <w:r>
+        <w:rPr>
+          <w:rFonts w:ascii="Times New Roman" w:hAnsi="Times New Roman" w:cs="Times New Roman"/>
+          <w:sz w:val="28"/>
+          <w:szCs w:val="28"/>
+        </w:rPr>
+        <w:t xml:space="preserve"> Case: короткое, понятное, отражающее суть.</w:t>
+      </w:r>
+    </w:p>
+    <w:p>
+      <w:pPr>
+        <w:pStyle w:val="a3"/>
+        <w:numPr>
+          <w:ilvl w:val="0"/>
+          <w:numId w:val="30"/>
+        </w:numPr>
+        <w:tabs>
+          <w:tab w:val="left" w:pos="993"/>
+        </w:tabs>
+        <w:spacing w:after="0" w:line="240" w:lineRule="auto"/>
+        <w:jc w:val="both"/>
+        <w:rPr>
+          <w:rFonts w:ascii="Times New Roman" w:hAnsi="Times New Roman" w:cs="Times New Roman"/>
+          <w:sz w:val="28"/>
+          <w:szCs w:val="28"/>
+        </w:rPr>
+      </w:pPr>
+      <w:r>
+        <w:rPr>
+          <w:rFonts w:ascii="Times New Roman" w:hAnsi="Times New Roman" w:cs="Times New Roman"/>
+          <w:sz w:val="28"/>
+          <w:szCs w:val="28"/>
+        </w:rPr>
+        <w:t>Краткое описание (</w:t>
+      </w:r>
+      <w:proofErr w:type="spellStart"/>
+      <w:r>
+        <w:rPr>
+          <w:rFonts w:ascii="Times New Roman" w:hAnsi="Times New Roman" w:cs="Times New Roman"/>
+          <w:sz w:val="28"/>
+          <w:szCs w:val="28"/>
+        </w:rPr>
+        <w:t>Brief</w:t>
+      </w:r>
+      <w:proofErr w:type="spellEnd"/>
+      <w:r>
+        <w:rPr>
+          <w:rFonts w:ascii="Times New Roman" w:hAnsi="Times New Roman" w:cs="Times New Roman"/>
+          <w:sz w:val="28"/>
+          <w:szCs w:val="28"/>
+        </w:rPr>
+        <w:t xml:space="preserve"> </w:t>
+      </w:r>
+      <w:proofErr w:type="spellStart"/>
+      <w:r>
+        <w:rPr>
+          <w:rFonts w:ascii="Times New Roman" w:hAnsi="Times New Roman" w:cs="Times New Roman"/>
+          <w:sz w:val="28"/>
+          <w:szCs w:val="28"/>
+        </w:rPr>
+        <w:t>Description</w:t>
+      </w:r>
+      <w:proofErr w:type="spellEnd"/>
+      <w:r>
+        <w:rPr>
+          <w:rFonts w:ascii="Times New Roman" w:hAnsi="Times New Roman" w:cs="Times New Roman"/>
+          <w:sz w:val="28"/>
+          <w:szCs w:val="28"/>
+        </w:rPr>
+        <w:t xml:space="preserve">) — текст, описывающий данный </w:t>
+      </w:r>
+      <w:proofErr w:type="spellStart"/>
+      <w:r>
+        <w:rPr>
+          <w:rFonts w:ascii="Times New Roman" w:hAnsi="Times New Roman" w:cs="Times New Roman"/>
+          <w:sz w:val="28"/>
+          <w:szCs w:val="28"/>
+        </w:rPr>
+        <w:t>Use</w:t>
+      </w:r>
+      <w:proofErr w:type="spellEnd"/>
+      <w:r>
+        <w:rPr>
+          <w:rFonts w:ascii="Times New Roman" w:hAnsi="Times New Roman" w:cs="Times New Roman"/>
+          <w:sz w:val="28"/>
+          <w:szCs w:val="28"/>
+        </w:rPr>
+        <w:t xml:space="preserve"> Case.</w:t>
+      </w:r>
+    </w:p>
+    <w:p>
+      <w:pPr>
+        <w:pStyle w:val="a3"/>
+        <w:numPr>
+          <w:ilvl w:val="0"/>
+          <w:numId w:val="30"/>
+        </w:numPr>
+        <w:tabs>
+          <w:tab w:val="left" w:pos="993"/>
+        </w:tabs>
+        <w:spacing w:after="0" w:line="240" w:lineRule="auto"/>
+        <w:jc w:val="both"/>
+        <w:rPr>
+          <w:rFonts w:ascii="Times New Roman" w:hAnsi="Times New Roman" w:cs="Times New Roman"/>
+          <w:sz w:val="28"/>
+          <w:szCs w:val="28"/>
+        </w:rPr>
+      </w:pPr>
+      <w:r>
+        <w:rPr>
+          <w:rFonts w:ascii="Times New Roman" w:hAnsi="Times New Roman" w:cs="Times New Roman"/>
+          <w:sz w:val="28"/>
+          <w:szCs w:val="28"/>
+        </w:rPr>
+        <w:t>Участники (</w:t>
+      </w:r>
+      <w:proofErr w:type="spellStart"/>
+      <w:r>
+        <w:rPr>
+          <w:rFonts w:ascii="Times New Roman" w:hAnsi="Times New Roman" w:cs="Times New Roman"/>
+          <w:sz w:val="28"/>
+          <w:szCs w:val="28"/>
+        </w:rPr>
+        <w:t>Actors</w:t>
+      </w:r>
+      <w:proofErr w:type="spellEnd"/>
+      <w:r>
+        <w:rPr>
+          <w:rFonts w:ascii="Times New Roman" w:hAnsi="Times New Roman" w:cs="Times New Roman"/>
+          <w:sz w:val="28"/>
+          <w:szCs w:val="28"/>
+        </w:rPr>
+        <w:t>) — список участников взаимодействия. Часто состоит из одного человека.</w:t>
+      </w:r>
+    </w:p>
+    <w:p>
+      <w:pPr>
+        <w:pStyle w:val="a3"/>
+        <w:numPr>
+          <w:ilvl w:val="0"/>
+          <w:numId w:val="30"/>
+        </w:numPr>
+        <w:tabs>
+          <w:tab w:val="left" w:pos="993"/>
+        </w:tabs>
+        <w:spacing w:after="0" w:line="240" w:lineRule="auto"/>
+        <w:jc w:val="both"/>
+        <w:rPr>
+          <w:rFonts w:ascii="Times New Roman" w:hAnsi="Times New Roman" w:cs="Times New Roman"/>
+          <w:sz w:val="28"/>
+          <w:szCs w:val="28"/>
+        </w:rPr>
+      </w:pPr>
+      <w:r>
+        <w:rPr>
+          <w:rFonts w:ascii="Times New Roman" w:hAnsi="Times New Roman" w:cs="Times New Roman"/>
+          <w:sz w:val="28"/>
+          <w:szCs w:val="28"/>
+        </w:rPr>
+        <w:t>Предусловия (</w:t>
+      </w:r>
+      <w:proofErr w:type="spellStart"/>
+      <w:r>
+        <w:rPr>
+          <w:rFonts w:ascii="Times New Roman" w:hAnsi="Times New Roman" w:cs="Times New Roman"/>
+          <w:sz w:val="28"/>
+          <w:szCs w:val="28"/>
+        </w:rPr>
+        <w:t>Preconditions</w:t>
+      </w:r>
+      <w:proofErr w:type="spellEnd"/>
+      <w:r>
+        <w:rPr>
+          <w:rFonts w:ascii="Times New Roman" w:hAnsi="Times New Roman" w:cs="Times New Roman"/>
+          <w:sz w:val="28"/>
+          <w:szCs w:val="28"/>
+        </w:rPr>
+        <w:t xml:space="preserve">) — условия, которые должны быть выполнены перед началом реализации данного </w:t>
+      </w:r>
+      <w:proofErr w:type="spellStart"/>
+      <w:r>
+        <w:rPr>
+          <w:rFonts w:ascii="Times New Roman" w:hAnsi="Times New Roman" w:cs="Times New Roman"/>
+          <w:sz w:val="28"/>
+          <w:szCs w:val="28"/>
+        </w:rPr>
+        <w:t>Use</w:t>
+      </w:r>
+      <w:proofErr w:type="spellEnd"/>
+      <w:r>
+        <w:rPr>
+          <w:rFonts w:ascii="Times New Roman" w:hAnsi="Times New Roman" w:cs="Times New Roman"/>
+          <w:sz w:val="28"/>
+          <w:szCs w:val="28"/>
+        </w:rPr>
+        <w:t xml:space="preserve"> Case.</w:t>
+      </w:r>
+    </w:p>
+    <w:p>
+      <w:pPr>
+        <w:pStyle w:val="a3"/>
+        <w:numPr>
+          <w:ilvl w:val="0"/>
+          <w:numId w:val="30"/>
+        </w:numPr>
+        <w:tabs>
+          <w:tab w:val="left" w:pos="993"/>
+        </w:tabs>
+        <w:spacing w:after="0" w:line="240" w:lineRule="auto"/>
+        <w:jc w:val="both"/>
+        <w:rPr>
+          <w:rFonts w:ascii="Times New Roman" w:hAnsi="Times New Roman" w:cs="Times New Roman"/>
+          <w:sz w:val="28"/>
+          <w:szCs w:val="28"/>
+        </w:rPr>
+      </w:pPr>
+      <w:r>
+        <w:rPr>
+          <w:rFonts w:ascii="Times New Roman" w:hAnsi="Times New Roman" w:cs="Times New Roman"/>
+          <w:sz w:val="28"/>
+          <w:szCs w:val="28"/>
+        </w:rPr>
+        <w:t>Триггер (</w:t>
+      </w:r>
+      <w:proofErr w:type="spellStart"/>
+      <w:r>
+        <w:rPr>
+          <w:rFonts w:ascii="Times New Roman" w:hAnsi="Times New Roman" w:cs="Times New Roman"/>
+          <w:sz w:val="28"/>
+          <w:szCs w:val="28"/>
+        </w:rPr>
+        <w:t>Trigger</w:t>
+      </w:r>
+      <w:proofErr w:type="spellEnd"/>
+      <w:r>
+        <w:rPr>
+          <w:rFonts w:ascii="Times New Roman" w:hAnsi="Times New Roman" w:cs="Times New Roman"/>
+          <w:sz w:val="28"/>
+          <w:szCs w:val="28"/>
+        </w:rPr>
+        <w:t xml:space="preserve">) — событие или условие, которое заставляет пользователя приступить к выполнению </w:t>
+      </w:r>
+      <w:proofErr w:type="spellStart"/>
+      <w:r>
+        <w:rPr>
+          <w:rFonts w:ascii="Times New Roman" w:hAnsi="Times New Roman" w:cs="Times New Roman"/>
+          <w:sz w:val="28"/>
+          <w:szCs w:val="28"/>
+        </w:rPr>
+        <w:t>Use</w:t>
+      </w:r>
+      <w:proofErr w:type="spellEnd"/>
+      <w:r>
+        <w:rPr>
+          <w:rFonts w:ascii="Times New Roman" w:hAnsi="Times New Roman" w:cs="Times New Roman"/>
+          <w:sz w:val="28"/>
+          <w:szCs w:val="28"/>
+        </w:rPr>
+        <w:t xml:space="preserve"> Case. Тут может быть описан контекст использования (Где? Когда?), а также мотивация и причины.</w:t>
+      </w:r>
+    </w:p>
+    <w:p>
+      <w:pPr>
+        <w:pStyle w:val="a3"/>
+        <w:numPr>
+          <w:ilvl w:val="0"/>
+          <w:numId w:val="30"/>
+        </w:numPr>
+        <w:tabs>
+          <w:tab w:val="left" w:pos="993"/>
+        </w:tabs>
+        <w:spacing w:after="0" w:line="240" w:lineRule="auto"/>
+        <w:jc w:val="both"/>
+        <w:rPr>
+          <w:rFonts w:ascii="Times New Roman" w:hAnsi="Times New Roman" w:cs="Times New Roman"/>
+          <w:sz w:val="28"/>
+          <w:szCs w:val="28"/>
+        </w:rPr>
+      </w:pPr>
+      <w:r>
+        <w:rPr>
+          <w:rFonts w:ascii="Times New Roman" w:hAnsi="Times New Roman" w:cs="Times New Roman"/>
+          <w:sz w:val="28"/>
+          <w:szCs w:val="28"/>
+        </w:rPr>
+        <w:t xml:space="preserve">Базовый сценарий (Basic </w:t>
+      </w:r>
+      <w:proofErr w:type="spellStart"/>
+      <w:r>
+        <w:rPr>
+          <w:rFonts w:ascii="Times New Roman" w:hAnsi="Times New Roman" w:cs="Times New Roman"/>
+          <w:sz w:val="28"/>
+          <w:szCs w:val="28"/>
+        </w:rPr>
+        <w:t>Flow</w:t>
+      </w:r>
+      <w:proofErr w:type="spellEnd"/>
+      <w:r>
+        <w:rPr>
+          <w:rFonts w:ascii="Times New Roman" w:hAnsi="Times New Roman" w:cs="Times New Roman"/>
+          <w:sz w:val="28"/>
+          <w:szCs w:val="28"/>
+        </w:rPr>
+        <w:t xml:space="preserve">) — последовательность действий, которые выполняет участник для успешного достижения цели, то есть сюжет. </w:t>
+      </w:r>
+    </w:p>
+    <w:p>
+      <w:pPr>
+        <w:pStyle w:val="a3"/>
+        <w:numPr>
+          <w:ilvl w:val="0"/>
+          <w:numId w:val="30"/>
+        </w:numPr>
+        <w:tabs>
+          <w:tab w:val="left" w:pos="993"/>
+        </w:tabs>
+        <w:spacing w:after="0" w:line="240" w:lineRule="auto"/>
+        <w:jc w:val="both"/>
+        <w:rPr>
+          <w:rFonts w:ascii="Times New Roman" w:hAnsi="Times New Roman" w:cs="Times New Roman"/>
+          <w:sz w:val="28"/>
+          <w:szCs w:val="28"/>
+        </w:rPr>
+      </w:pPr>
+      <w:r>
+        <w:rPr>
+          <w:rFonts w:ascii="Times New Roman" w:hAnsi="Times New Roman" w:cs="Times New Roman"/>
+          <w:sz w:val="28"/>
+          <w:szCs w:val="28"/>
+        </w:rPr>
+        <w:lastRenderedPageBreak/>
+        <w:t>Альтернативные сценарии (</w:t>
+      </w:r>
+      <w:proofErr w:type="spellStart"/>
+      <w:r>
+        <w:rPr>
+          <w:rFonts w:ascii="Times New Roman" w:hAnsi="Times New Roman" w:cs="Times New Roman"/>
+          <w:sz w:val="28"/>
+          <w:szCs w:val="28"/>
+        </w:rPr>
+        <w:t>Alternative</w:t>
+      </w:r>
+      <w:proofErr w:type="spellEnd"/>
+      <w:r>
+        <w:rPr>
+          <w:rFonts w:ascii="Times New Roman" w:hAnsi="Times New Roman" w:cs="Times New Roman"/>
+          <w:sz w:val="28"/>
+          <w:szCs w:val="28"/>
+        </w:rPr>
+        <w:t xml:space="preserve"> </w:t>
+      </w:r>
+      <w:proofErr w:type="spellStart"/>
+      <w:r>
+        <w:rPr>
+          <w:rFonts w:ascii="Times New Roman" w:hAnsi="Times New Roman" w:cs="Times New Roman"/>
+          <w:sz w:val="28"/>
+          <w:szCs w:val="28"/>
+        </w:rPr>
+        <w:t>Flows</w:t>
+      </w:r>
+      <w:proofErr w:type="spellEnd"/>
+      <w:r>
+        <w:rPr>
+          <w:rFonts w:ascii="Times New Roman" w:hAnsi="Times New Roman" w:cs="Times New Roman"/>
+          <w:sz w:val="28"/>
+          <w:szCs w:val="28"/>
+        </w:rPr>
+        <w:t xml:space="preserve">) — описание альтернативных сценариев выполнения </w:t>
+      </w:r>
+      <w:proofErr w:type="spellStart"/>
+      <w:r>
+        <w:rPr>
+          <w:rFonts w:ascii="Times New Roman" w:hAnsi="Times New Roman" w:cs="Times New Roman"/>
+          <w:sz w:val="28"/>
+          <w:szCs w:val="28"/>
+        </w:rPr>
+        <w:t>Use</w:t>
+      </w:r>
+      <w:proofErr w:type="spellEnd"/>
+      <w:r>
+        <w:rPr>
+          <w:rFonts w:ascii="Times New Roman" w:hAnsi="Times New Roman" w:cs="Times New Roman"/>
+          <w:sz w:val="28"/>
+          <w:szCs w:val="28"/>
+        </w:rPr>
+        <w:t xml:space="preserve"> Case. Важное условие альтернативных сценариев — участник в итоге успешно достигает цели.</w:t>
+      </w:r>
+    </w:p>
+    <w:p>
+      <w:pPr>
+        <w:pStyle w:val="a3"/>
+        <w:numPr>
+          <w:ilvl w:val="0"/>
+          <w:numId w:val="30"/>
+        </w:numPr>
+        <w:tabs>
+          <w:tab w:val="left" w:pos="993"/>
+        </w:tabs>
+        <w:spacing w:after="0" w:line="240" w:lineRule="auto"/>
+        <w:jc w:val="both"/>
+        <w:rPr>
+          <w:rFonts w:ascii="Times New Roman" w:hAnsi="Times New Roman" w:cs="Times New Roman"/>
+          <w:sz w:val="28"/>
+          <w:szCs w:val="28"/>
+          <w:lang w:val="en-US"/>
+        </w:rPr>
+      </w:pPr>
+      <w:r>
+        <w:rPr>
+          <w:rFonts w:ascii="Times New Roman" w:hAnsi="Times New Roman" w:cs="Times New Roman"/>
+          <w:sz w:val="28"/>
+          <w:szCs w:val="28"/>
+        </w:rPr>
+        <w:t>Исключительные сценарии (</w:t>
+      </w:r>
+      <w:proofErr w:type="spellStart"/>
+      <w:r>
+        <w:rPr>
+          <w:rFonts w:ascii="Times New Roman" w:hAnsi="Times New Roman" w:cs="Times New Roman"/>
+          <w:sz w:val="28"/>
+          <w:szCs w:val="28"/>
+        </w:rPr>
+        <w:t>Exceptional</w:t>
+      </w:r>
+      <w:proofErr w:type="spellEnd"/>
+      <w:r>
+        <w:rPr>
+          <w:rFonts w:ascii="Times New Roman" w:hAnsi="Times New Roman" w:cs="Times New Roman"/>
+          <w:sz w:val="28"/>
+          <w:szCs w:val="28"/>
+        </w:rPr>
+        <w:t xml:space="preserve"> </w:t>
+      </w:r>
+      <w:proofErr w:type="spellStart"/>
+      <w:r>
+        <w:rPr>
+          <w:rFonts w:ascii="Times New Roman" w:hAnsi="Times New Roman" w:cs="Times New Roman"/>
+          <w:sz w:val="28"/>
+          <w:szCs w:val="28"/>
+        </w:rPr>
+        <w:t>Flows</w:t>
+      </w:r>
+      <w:proofErr w:type="spellEnd"/>
+      <w:r>
+        <w:rPr>
+          <w:rFonts w:ascii="Times New Roman" w:hAnsi="Times New Roman" w:cs="Times New Roman"/>
+          <w:sz w:val="28"/>
+          <w:szCs w:val="28"/>
+        </w:rPr>
+        <w:t xml:space="preserve">) — все, что может привести участника к невыполнению </w:t>
+      </w:r>
+      <w:proofErr w:type="spellStart"/>
+      <w:r>
+        <w:rPr>
+          <w:rFonts w:ascii="Times New Roman" w:hAnsi="Times New Roman" w:cs="Times New Roman"/>
+          <w:sz w:val="28"/>
+          <w:szCs w:val="28"/>
+        </w:rPr>
+        <w:t>Use</w:t>
+      </w:r>
+      <w:proofErr w:type="spellEnd"/>
+      <w:r>
+        <w:rPr>
+          <w:rFonts w:ascii="Times New Roman" w:hAnsi="Times New Roman" w:cs="Times New Roman"/>
+          <w:sz w:val="28"/>
+          <w:szCs w:val="28"/>
+        </w:rPr>
+        <w:t xml:space="preserve"> Case.</w:t>
+      </w:r>
+    </w:p>
+    <w:p>
+      <w:pPr>
+        <w:pStyle w:val="a3"/>
+        <w:numPr>
+          <w:ilvl w:val="0"/>
+          <w:numId w:val="30"/>
+        </w:numPr>
+        <w:tabs>
+          <w:tab w:val="left" w:pos="993"/>
+        </w:tabs>
+        <w:spacing w:after="0" w:line="240" w:lineRule="auto"/>
+        <w:jc w:val="both"/>
+        <w:rPr>
+          <w:rFonts w:ascii="Times New Roman" w:hAnsi="Times New Roman" w:cs="Times New Roman"/>
+          <w:sz w:val="28"/>
+          <w:szCs w:val="28"/>
+        </w:rPr>
+      </w:pPr>
+      <w:r>
+        <w:rPr>
+          <w:rFonts w:ascii="Times New Roman" w:hAnsi="Times New Roman" w:cs="Times New Roman"/>
+          <w:sz w:val="28"/>
+          <w:szCs w:val="28"/>
+        </w:rPr>
+        <w:t xml:space="preserve">Постусловие (Post </w:t>
+      </w:r>
+      <w:proofErr w:type="spellStart"/>
+      <w:r>
+        <w:rPr>
+          <w:rFonts w:ascii="Times New Roman" w:hAnsi="Times New Roman" w:cs="Times New Roman"/>
+          <w:sz w:val="28"/>
+          <w:szCs w:val="28"/>
+        </w:rPr>
+        <w:t>Conditions</w:t>
+      </w:r>
+      <w:proofErr w:type="spellEnd"/>
+      <w:r>
+        <w:rPr>
+          <w:rFonts w:ascii="Times New Roman" w:hAnsi="Times New Roman" w:cs="Times New Roman"/>
+          <w:sz w:val="28"/>
+          <w:szCs w:val="28"/>
+        </w:rPr>
+        <w:t xml:space="preserve">) — результат после выполнения </w:t>
+      </w:r>
+      <w:proofErr w:type="spellStart"/>
+      <w:r>
+        <w:rPr>
+          <w:rFonts w:ascii="Times New Roman" w:hAnsi="Times New Roman" w:cs="Times New Roman"/>
+          <w:sz w:val="28"/>
+          <w:szCs w:val="28"/>
+        </w:rPr>
+        <w:t>Use</w:t>
+      </w:r>
+      <w:proofErr w:type="spellEnd"/>
+      <w:r>
+        <w:rPr>
+          <w:rFonts w:ascii="Times New Roman" w:hAnsi="Times New Roman" w:cs="Times New Roman"/>
+          <w:sz w:val="28"/>
+          <w:szCs w:val="28"/>
+        </w:rPr>
+        <w:t xml:space="preserve"> Case.</w:t>
+      </w:r>
+    </w:p>
+    <w:p>
+      <w:pPr>
+        <w:pStyle w:val="a3"/>
+        <w:tabs>
+          <w:tab w:val="left" w:pos="1134"/>
+        </w:tabs>
+        <w:spacing w:before="240" w:after="240" w:line="240" w:lineRule="auto"/>
+        <w:ind w:left="709"/>
+        <w:jc w:val="both"/>
+        <w:rPr>
+          <w:rFonts w:ascii="Times New Roman" w:hAnsi="Times New Roman" w:cs="Times New Roman"/>
+          <w:sz w:val="28"/>
+          <w:szCs w:val="28"/>
+        </w:rPr>
+      </w:pPr>
+    </w:p>
+    <w:p>
+      <w:pPr>
+        <w:pStyle w:val="a3"/>
+        <w:numPr>
+          <w:ilvl w:val="0"/>
+          <w:numId w:val="9"/>
+        </w:numPr>
+        <w:tabs>
+          <w:tab w:val="left" w:pos="1134"/>
+        </w:tabs>
+        <w:spacing w:before="240" w:after="240" w:line="240" w:lineRule="auto"/>
+        <w:ind w:left="0" w:firstLine="709"/>
+        <w:jc w:val="both"/>
+        <w:rPr>
+          <w:rFonts w:ascii="Times New Roman" w:hAnsi="Times New Roman" w:cs="Times New Roman"/>
+          <w:sz w:val="28"/>
+          <w:szCs w:val="28"/>
+          <w:lang w:val="en-US"/>
+        </w:rPr>
       </w:pPr>
       <w:r>
         <w:rPr>
@@ -5227,7 +7324,7 @@
           <w:szCs w:val="28"/>
           <w:lang w:val="en-US"/>
         </w:rPr>
-        <w:t>User Story</w:t>
+        <w:t xml:space="preserve">User Story и </w:t>
       </w:r>
       <w:r>
         <w:rPr>
@@ -5236,7 +7333,7 @@
           <w:szCs w:val="28"/>
           <w:lang w:val="en-US"/>
         </w:rPr>
-        <w:t xml:space="preserve"> и </w:t>
+        <w:t>Use</w:t>
       </w:r>
       <w:r>
         <w:rPr>
@@ -5245,8 +7342,88 @@
           <w:szCs w:val="28"/>
           <w:lang w:val="en-US"/>
         </w:rPr>
+        <w:t xml:space="preserve"> </w:t>
+      </w:r>
+      <w:r>
+        <w:rPr>
+          <w:rFonts w:ascii="Times New Roman" w:hAnsi="Times New Roman" w:cs="Times New Roman"/>
+          <w:sz w:val="28"/>
+          <w:szCs w:val="28"/>
+          <w:lang w:val="en-US"/>
+        </w:rPr>
+        <w:t>Case</w:t>
+      </w:r>
+      <w:r>
+        <w:rPr>
+          <w:rFonts w:ascii="Times New Roman" w:hAnsi="Times New Roman" w:cs="Times New Roman"/>
+          <w:sz w:val="28"/>
+          <w:szCs w:val="28"/>
+          <w:lang w:val="en-US"/>
+        </w:rPr>
+        <w:t xml:space="preserve">? </w:t>
+      </w:r>
+    </w:p>
+    <w:p>
+      <w:pPr>
+        <w:pStyle w:val="a3"/>
+        <w:tabs>
+          <w:tab w:val="left" w:pos="1134"/>
+        </w:tabs>
+        <w:spacing w:before="240" w:after="240" w:line="240" w:lineRule="auto"/>
+        <w:ind w:left="709"/>
+        <w:jc w:val="both"/>
+        <w:rPr>
+          <w:rFonts w:ascii="Times New Roman" w:hAnsi="Times New Roman" w:cs="Times New Roman"/>
+          <w:sz w:val="28"/>
+          <w:szCs w:val="28"/>
+          <w:lang w:val="en-US"/>
+        </w:rPr>
+      </w:pPr>
+    </w:p>
+    <w:p>
+      <w:pPr>
+        <w:pStyle w:val="a3"/>
+        <w:tabs>
+          <w:tab w:val="left" w:pos="1134"/>
+        </w:tabs>
+        <w:spacing w:before="240" w:after="240" w:line="240" w:lineRule="auto"/>
+        <w:ind w:left="709"/>
+        <w:jc w:val="both"/>
+        <w:rPr>
+          <w:rFonts w:ascii="Times New Roman" w:hAnsi="Times New Roman" w:cs="Times New Roman"/>
+          <w:sz w:val="28"/>
+          <w:szCs w:val="28"/>
+          <w:lang w:val="en-US"/>
+        </w:rPr>
+      </w:pPr>
+      <w:proofErr w:type="spellStart"/>
+      <w:r>
+        <w:rPr>
+          <w:rFonts w:ascii="Times New Roman" w:hAnsi="Times New Roman" w:cs="Times New Roman"/>
+          <w:sz w:val="28"/>
+          <w:szCs w:val="28"/>
+          <w:lang w:val="en-US"/>
+        </w:rPr>
+        <w:t>z</w:t>
+      </w:r>
+      <w:r>
+        <w:rPr>
+          <w:rFonts w:ascii="Times New Roman" w:hAnsi="Times New Roman" w:cs="Times New Roman"/>
+          <w:sz w:val="28"/>
+          <w:szCs w:val="28"/>
+          <w:lang w:val="en-US"/>
+        </w:rPr>
         <w:t>Use</w:t>
       </w:r>
+      <w:proofErr w:type="spellEnd"/>
+      <w:r>
+        <w:rPr>
+          <w:rFonts w:ascii="Times New Roman" w:hAnsi="Times New Roman" w:cs="Times New Roman"/>
+          <w:sz w:val="28"/>
+          <w:szCs w:val="28"/>
+        </w:rPr>
+        <w:t xml:space="preserve"> </w:t>
+      </w:r>
       <w:r>
         <w:rPr>
           <w:rFonts w:ascii="Times New Roman" w:hAnsi="Times New Roman" w:cs="Times New Roman"/>
@@ -5254,6 +7431,31 @@
           <w:szCs w:val="28"/>
           <w:lang w:val="en-US"/>
         </w:rPr>
+        <w:t>Case</w:t>
+      </w:r>
+      <w:r>
+        <w:rPr>
+          <w:rFonts w:ascii="Times New Roman" w:hAnsi="Times New Roman" w:cs="Times New Roman"/>
+          <w:sz w:val="28"/>
+          <w:szCs w:val="28"/>
+        </w:rPr>
+        <w:t xml:space="preserve"> создаются исходя из </w:t>
+      </w:r>
+      <w:r>
+        <w:rPr>
+          <w:rFonts w:ascii="Times New Roman" w:hAnsi="Times New Roman" w:cs="Times New Roman"/>
+          <w:sz w:val="28"/>
+          <w:szCs w:val="28"/>
+          <w:lang w:val="en-US"/>
+        </w:rPr>
+        <w:t>User</w:t>
+      </w:r>
+      <w:r>
+        <w:rPr>
+          <w:rFonts w:ascii="Times New Roman" w:hAnsi="Times New Roman" w:cs="Times New Roman"/>
+          <w:sz w:val="28"/>
+          <w:szCs w:val="28"/>
+        </w:rPr>
         <w:t xml:space="preserve"> </w:t>
       </w:r>
       <w:r>
@@ -5263,6 +7465,40 @@
           <w:szCs w:val="28"/>
           <w:lang w:val="en-US"/>
         </w:rPr>
+        <w:t>Story</w:t>
+      </w:r>
+      <w:r>
+        <w:rPr>
+          <w:rFonts w:ascii="Times New Roman" w:hAnsi="Times New Roman" w:cs="Times New Roman"/>
+          <w:sz w:val="28"/>
+          <w:szCs w:val="28"/>
+        </w:rPr>
+        <w:t xml:space="preserve">. Сценарии добавляют к истории подробности взаимодействия с продуктом. </w:t>
+      </w:r>
+      <w:r>
+        <w:rPr>
+          <w:rFonts w:ascii="Times New Roman" w:hAnsi="Times New Roman" w:cs="Times New Roman"/>
+          <w:sz w:val="28"/>
+          <w:szCs w:val="28"/>
+          <w:lang w:val="en-US"/>
+        </w:rPr>
+        <w:t>Use</w:t>
+      </w:r>
+      <w:r>
+        <w:rPr>
+          <w:rFonts w:ascii="Times New Roman" w:hAnsi="Times New Roman" w:cs="Times New Roman"/>
+          <w:sz w:val="28"/>
+          <w:szCs w:val="28"/>
+        </w:rPr>
+        <w:t xml:space="preserve"> </w:t>
+      </w:r>
+      <w:r>
+        <w:rPr>
+          <w:rFonts w:ascii="Times New Roman" w:hAnsi="Times New Roman" w:cs="Times New Roman"/>
+          <w:sz w:val="28"/>
+          <w:szCs w:val="28"/>
+          <w:lang w:val="en-US"/>
+        </w:rPr>
         <w:t>Case</w:t>
       </w:r>
       <w:r>
@@ -5270,9 +7506,8 @@
           <w:rFonts w:ascii="Times New Roman" w:hAnsi="Times New Roman" w:cs="Times New Roman"/>
           <w:sz w:val="28"/>
           <w:szCs w:val="28"/>
-          <w:lang w:val="en-US"/>
-        </w:rPr>
-        <w:t xml:space="preserve">? </w:t>
+        </w:rPr>
+        <w:t xml:space="preserve"> представляет список действия для того, чтобы пользователь получил желаемого при взаимодействии с продуктом.</w:t>
       </w:r>
     </w:p>
     <w:p>
@@ -5288,7 +7523,6 @@
           <w:rFonts w:ascii="Times New Roman" w:hAnsi="Times New Roman" w:cs="Times New Roman"/>
           <w:sz w:val="28"/>
           <w:szCs w:val="28"/>
-          <w:lang w:val="en-US"/>
         </w:rPr>
       </w:pPr>
     </w:p>
@@ -5305,7 +7539,6 @@
           <w:rFonts w:ascii="Times New Roman" w:hAnsi="Times New Roman" w:cs="Times New Roman"/>
           <w:sz w:val="28"/>
           <w:szCs w:val="28"/>
-          <w:lang w:val="en-US"/>
         </w:rPr>
       </w:pPr>
     </w:p>
@@ -5320,7 +7553,7 @@
 </file>
 
 <file path=word/endnotes.xml><?xml version="1.0" encoding="utf-8"?>
-<w:endnotes xmlns:wpc="http://schemas.microsoft.com/office/word/2010/wordprocessingCanvas" xmlns:mc="http://schemas.openxmlformats.org/markup-compatibility/2006" xmlns:o="urn:schemas-microsoft-com:office:office" xmlns:r="http://schemas.openxmlformats.org/officeDocument/2006/relationships" xmlns:m="http://schemas.openxmlformats.org/officeDocument/2006/math" xmlns:v="urn:schemas-microsoft-com:vml" xmlns:wp14="http://schemas.microsoft.com/office/word/2010/wordprocessingDrawing" xmlns:wp="http://schemas.openxmlformats.org/drawingml/2006/wordprocessingDrawing" xmlns:w10="urn:schemas-microsoft-com:office:word" xmlns:w="http://schemas.openxmlformats.org/wordprocessingml/2006/main" xmlns:w14="http://schemas.microsoft.com/office/word/2010/wordml" xmlns:w15="http://schemas.microsoft.com/office/word/2012/wordml" xmlns:wpg="http://schemas.microsoft.com/office/word/2010/wordprocessingGroup" xmlns:wpi="http://schemas.microsoft.com/office/word/2010/wordprocessingInk" xmlns:wne="http://schemas.microsoft.com/office/word/2006/wordml" xmlns:wps="http://schemas.microsoft.com/office/word/2010/wordprocessingShape" mc:Ignorable="w14 w15 wp14">
+<w:endnotes xmlns:wpc="http://schemas.microsoft.com/office/word/2010/wordprocessingCanvas" xmlns:cx="http://schemas.microsoft.com/office/drawing/2014/chartex" xmlns:cx1="http://schemas.microsoft.com/office/drawing/2015/9/8/chartex" xmlns:cx2="http://schemas.microsoft.com/office/drawing/2015/10/21/chartex" xmlns:cx3="http://schemas.microsoft.com/office/drawing/2016/5/9/chartex" xmlns:cx4="http://schemas.microsoft.com/office/drawing/2016/5/10/chartex" xmlns:cx5="http://schemas.microsoft.com/office/drawing/2016/5/11/chartex" xmlns:cx6="http://schemas.microsoft.com/office/drawing/2016/5/12/chartex" xmlns:cx7="http://schemas.microsoft.com/office/drawing/2016/5/13/chartex" xmlns:cx8="http://schemas.microsoft.com/office/drawing/2016/5/14/chartex" xmlns:mc="http://schemas.openxmlformats.org/markup-compatibility/2006" xmlns:aink="http://schemas.microsoft.com/office/drawing/2016/ink" xmlns:am3d="http://schemas.microsoft.com/office/drawing/2017/model3d" xmlns:o="urn:schemas-microsoft-com:office:office" xmlns:oel="http://schemas.microsoft.com/office/2019/extlst" xmlns:r="http://schemas.openxmlformats.org/officeDocument/2006/relationships" xmlns:m="http://schemas.openxmlformats.org/officeDocument/2006/math" xmlns:v="urn:schemas-microsoft-com:vml" xmlns:wp14="http://schemas.microsoft.com/office/word/2010/wordprocessingDrawing" xmlns:wp="http://schemas.openxmlformats.org/drawingml/2006/wordprocessingDrawing" xmlns:w10="urn:schemas-microsoft-com:office:word" xmlns:w="http://schemas.openxmlformats.org/wordprocessingml/2006/main" xmlns:w14="http://schemas.microsoft.com/office/word/2010/wordml" xmlns:w15="http://schemas.microsoft.com/office/word/2012/wordml" xmlns:w16cex="http://schemas.microsoft.com/office/word/2018/wordml/cex" xmlns:w16cid="http://schemas.microsoft.com/office/word/2016/wordml/cid" xmlns:w16="http://schemas.microsoft.com/office/word/2018/wordml" xmlns:w16sdtdh="http://schemas.microsoft.com/office/word/2020/wordml/sdtdatahash" xmlns:w16se="http://schemas.microsoft.com/office/word/2015/wordml/symex" xmlns:wpg="http://schemas.microsoft.com/office/word/2010/wordprocessingGroup" xmlns:wpi="http://schemas.microsoft.com/office/word/2010/wordprocessingInk" xmlns:wne="http://schemas.microsoft.com/office/word/2006/wordml" xmlns:wps="http://schemas.microsoft.com/office/word/2010/wordprocessingShape" mc:Ignorable="w14 w15 w16se w16cid w16 w16cex w16sdtdh wp14">
   <w:endnote w:type="separator" w:id="-1">
     <w:p>
       <w:pPr>
@@ -5345,7 +7578,7 @@
 </file>
 
 <file path=word/footnotes.xml><?xml version="1.0" encoding="utf-8"?>
-<w:footnotes xmlns:wpc="http://schemas.microsoft.com/office/word/2010/wordprocessingCanvas" xmlns:mc="http://schemas.openxmlformats.org/markup-compatibility/2006" xmlns:o="urn:schemas-microsoft-com:office:office" xmlns:r="http://schemas.openxmlformats.org/officeDocument/2006/relationships" xmlns:m="http://schemas.openxmlformats.org/officeDocument/2006/math" xmlns:v="urn:schemas-microsoft-com:vml" xmlns:wp14="http://schemas.microsoft.com/office/word/2010/wordprocessingDrawing" xmlns:wp="http://schemas.openxmlformats.org/drawingml/2006/wordprocessingDrawing" xmlns:w10="urn:schemas-microsoft-com:office:word" xmlns:w="http://schemas.openxmlformats.org/wordprocessingml/2006/main" xmlns:w14="http://schemas.microsoft.com/office/word/2010/wordml" xmlns:w15="http://schemas.microsoft.com/office/word/2012/wordml" xmlns:wpg="http://schemas.microsoft.com/office/word/2010/wordprocessingGroup" xmlns:wpi="http://schemas.microsoft.com/office/word/2010/wordprocessingInk" xmlns:wne="http://schemas.microsoft.com/office/word/2006/wordml" xmlns:wps="http://schemas.microsoft.com/office/word/2010/wordprocessingShape" mc:Ignorable="w14 w15 wp14">
+<w:footnotes xmlns:wpc="http://schemas.microsoft.com/office/word/2010/wordprocessingCanvas" xmlns:cx="http://schemas.microsoft.com/office/drawing/2014/chartex" xmlns:cx1="http://schemas.microsoft.com/office/drawing/2015/9/8/chartex" xmlns:cx2="http://schemas.microsoft.com/office/drawing/2015/10/21/chartex" xmlns:cx3="http://schemas.microsoft.com/office/drawing/2016/5/9/chartex" xmlns:cx4="http://schemas.microsoft.com/office/drawing/2016/5/10/chartex" xmlns:cx5="http://schemas.microsoft.com/office/drawing/2016/5/11/chartex" xmlns:cx6="http://schemas.microsoft.com/office/drawing/2016/5/12/chartex" xmlns:cx7="http://schemas.microsoft.com/office/drawing/2016/5/13/chartex" xmlns:cx8="http://schemas.microsoft.com/office/drawing/2016/5/14/chartex" xmlns:mc="http://schemas.openxmlformats.org/markup-compatibility/2006" xmlns:aink="http://schemas.microsoft.com/office/drawing/2016/ink" xmlns:am3d="http://schemas.microsoft.com/office/drawing/2017/model3d" xmlns:o="urn:schemas-microsoft-com:office:office" xmlns:oel="http://schemas.microsoft.com/office/2019/extlst" xmlns:r="http://schemas.openxmlformats.org/officeDocument/2006/relationships" xmlns:m="http://schemas.openxmlformats.org/officeDocument/2006/math" xmlns:v="urn:schemas-microsoft-com:vml" xmlns:wp14="http://schemas.microsoft.com/office/word/2010/wordprocessingDrawing" xmlns:wp="http://schemas.openxmlformats.org/drawingml/2006/wordprocessingDrawing" xmlns:w10="urn:schemas-microsoft-com:office:word" xmlns:w="http://schemas.openxmlformats.org/wordprocessingml/2006/main" xmlns:w14="http://schemas.microsoft.com/office/word/2010/wordml" xmlns:w15="http://schemas.microsoft.com/office/word/2012/wordml" xmlns:w16cex="http://schemas.microsoft.com/office/word/2018/wordml/cex" xmlns:w16cid="http://schemas.microsoft.com/office/word/2016/wordml/cid" xmlns:w16="http://schemas.microsoft.com/office/word/2018/wordml" xmlns:w16sdtdh="http://schemas.microsoft.com/office/word/2020/wordml/sdtdatahash" xmlns:w16se="http://schemas.microsoft.com/office/word/2015/wordml/symex" xmlns:wpg="http://schemas.microsoft.com/office/word/2010/wordprocessingGroup" xmlns:wpi="http://schemas.microsoft.com/office/word/2010/wordprocessingInk" xmlns:wne="http://schemas.microsoft.com/office/word/2006/wordml" xmlns:wps="http://schemas.microsoft.com/office/word/2010/wordprocessingShape" mc:Ignorable="w14 w15 w16se w16cid w16 w16cex w16sdtdh wp14">
   <w:footnote w:type="separator" w:id="-1">
     <w:p>
       <w:pPr>
@@ -5370,8 +7603,8 @@
 </file>
 
 <file path=word/numbering.xml><?xml version="1.0" encoding="utf-8"?>
-<w:numbering xmlns:wpc="http://schemas.microsoft.com/office/word/2010/wordprocessingCanvas" xmlns:mc="http://schemas.openxmlformats.org/markup-compatibility/2006" xmlns:o="urn:schemas-microsoft-com:office:office" xmlns:r="http://schemas.openxmlformats.org/officeDocument/2006/relationships" xmlns:m="http://schemas.openxmlformats.org/officeDocument/2006/math" xmlns:v="urn:schemas-microsoft-com:vml" xmlns:wp14="http://schemas.microsoft.com/office/word/2010/wordprocessingDrawing" xmlns:wp="http://schemas.openxmlformats.org/drawingml/2006/wordprocessingDrawing" xmlns:w10="urn:schemas-microsoft-com:office:word" xmlns:w="http://schemas.openxmlformats.org/wordprocessingml/2006/main" xmlns:w14="http://schemas.microsoft.com/office/word/2010/wordml" xmlns:w15="http://schemas.microsoft.com/office/word/2012/wordml" xmlns:wpg="http://schemas.microsoft.com/office/word/2010/wordprocessingGroup" xmlns:wpi="http://schemas.microsoft.com/office/word/2010/wordprocessingInk" xmlns:wne="http://schemas.microsoft.com/office/word/2006/wordml" xmlns:wps="http://schemas.microsoft.com/office/word/2010/wordprocessingShape" mc:Ignorable="w14 w15 wp14">
-  <w:abstractNum w:abstractNumId="0">
+<w:numbering xmlns:wpc="http://schemas.microsoft.com/office/word/2010/wordprocessingCanvas" xmlns:cx="http://schemas.microsoft.com/office/drawing/2014/chartex" xmlns:cx1="http://schemas.microsoft.com/office/drawing/2015/9/8/chartex" xmlns:cx2="http://schemas.microsoft.com/office/drawing/2015/10/21/chartex" xmlns:cx3="http://schemas.microsoft.com/office/drawing/2016/5/9/chartex" xmlns:cx4="http://schemas.microsoft.com/office/drawing/2016/5/10/chartex" xmlns:cx5="http://schemas.microsoft.com/office/drawing/2016/5/11/chartex" xmlns:cx6="http://schemas.microsoft.com/office/drawing/2016/5/12/chartex" xmlns:cx7="http://schemas.microsoft.com/office/drawing/2016/5/13/chartex" xmlns:cx8="http://schemas.microsoft.com/office/drawing/2016/5/14/chartex" xmlns:mc="http://schemas.openxmlformats.org/markup-compatibility/2006" xmlns:aink="http://schemas.microsoft.com/office/drawing/2016/ink" xmlns:am3d="http://schemas.microsoft.com/office/drawing/2017/model3d" xmlns:o="urn:schemas-microsoft-com:office:office" xmlns:oel="http://schemas.microsoft.com/office/2019/extlst" xmlns:r="http://schemas.openxmlformats.org/officeDocument/2006/relationships" xmlns:m="http://schemas.openxmlformats.org/officeDocument/2006/math" xmlns:v="urn:schemas-microsoft-com:vml" xmlns:wp14="http://schemas.microsoft.com/office/word/2010/wordprocessingDrawing" xmlns:wp="http://schemas.openxmlformats.org/drawingml/2006/wordprocessingDrawing" xmlns:w10="urn:schemas-microsoft-com:office:word" xmlns:w="http://schemas.openxmlformats.org/wordprocessingml/2006/main" xmlns:w14="http://schemas.microsoft.com/office/word/2010/wordml" xmlns:w15="http://schemas.microsoft.com/office/word/2012/wordml" xmlns:w16cex="http://schemas.microsoft.com/office/word/2018/wordml/cex" xmlns:w16cid="http://schemas.microsoft.com/office/word/2016/wordml/cid" xmlns:w16="http://schemas.microsoft.com/office/word/2018/wordml" xmlns:w16sdtdh="http://schemas.microsoft.com/office/word/2020/wordml/sdtdatahash" xmlns:w16se="http://schemas.microsoft.com/office/word/2015/wordml/symex" xmlns:wpg="http://schemas.microsoft.com/office/word/2010/wordprocessingGroup" xmlns:wpi="http://schemas.microsoft.com/office/word/2010/wordprocessingInk" xmlns:wne="http://schemas.microsoft.com/office/word/2006/wordml" xmlns:wps="http://schemas.microsoft.com/office/word/2010/wordprocessingShape" mc:Ignorable="w14 w15 w16se w16cid w16 w16cex w16sdtdh wp14">
+  <w:abstractNum w:abstractNumId="0" w15:restartNumberingAfterBreak="0">
     <w:nsid w:val="0133433C"/>
     <w:multiLevelType w:val="hybridMultilevel"/>
     <w:tmpl w:val="51CED608"/>
@@ -5457,7 +7690,7 @@
       </w:pPr>
     </w:lvl>
   </w:abstractNum>
-  <w:abstractNum w:abstractNumId="1">
+  <w:abstractNum w:abstractNumId="1" w15:restartNumberingAfterBreak="0">
     <w:nsid w:val="08AB473B"/>
     <w:multiLevelType w:val="hybridMultilevel"/>
     <w:tmpl w:val="A9C2FC04"/>
@@ -5570,7 +7803,120 @@
       </w:rPr>
     </w:lvl>
   </w:abstractNum>
-  <w:abstractNum w:abstractNumId="2">
+  <w:abstractNum w:abstractNumId="2" w15:restartNumberingAfterBreak="0">
+    <w:nsid w:val="0A7739DB"/>
+    <w:multiLevelType w:val="hybridMultilevel"/>
+    <w:tmpl w:val="7ADA674A"/>
+    <w:lvl w:ilvl="0" w:tplc="20000001">
+      <w:start w:val="1"/>
+      <w:numFmt w:val="bullet"/>
+      <w:lvlText w:val=""/>
+      <w:lvlJc w:val="left"/>
+      <w:pPr>
+        <w:ind w:left="1440" w:hanging="360"/>
+      </w:pPr>
+      <w:rPr>
+        <w:rFonts w:ascii="Symbol" w:hAnsi="Symbol" w:hint="default"/>
+      </w:rPr>
+    </w:lvl>
+    <w:lvl w:ilvl="1" w:tplc="20000003" w:tentative="1">
+      <w:start w:val="1"/>
+      <w:numFmt w:val="bullet"/>
+      <w:lvlText w:val="o"/>
+      <w:lvlJc w:val="left"/>
+      <w:pPr>
+        <w:ind w:left="2160" w:hanging="360"/>
+      </w:pPr>
+      <w:rPr>
+        <w:rFonts w:ascii="Courier New" w:hAnsi="Courier New" w:cs="Courier New" w:hint="default"/>
+      </w:rPr>
+    </w:lvl>
+    <w:lvl w:ilvl="2" w:tplc="20000005" w:tentative="1">
+      <w:start w:val="1"/>
+      <w:numFmt w:val="bullet"/>
+      <w:lvlText w:val=""/>
+      <w:lvlJc w:val="left"/>
+      <w:pPr>
+        <w:ind w:left="2880" w:hanging="360"/>
+      </w:pPr>
+      <w:rPr>
+        <w:rFonts w:ascii="Wingdings" w:hAnsi="Wingdings" w:hint="default"/>
+      </w:rPr>
+    </w:lvl>
+    <w:lvl w:ilvl="3" w:tplc="20000001" w:tentative="1">
+      <w:start w:val="1"/>
+      <w:numFmt w:val="bullet"/>
+      <w:lvlText w:val=""/>
+      <w:lvlJc w:val="left"/>
+      <w:pPr>
+        <w:ind w:left="3600" w:hanging="360"/>
+      </w:pPr>
+      <w:rPr>
+        <w:rFonts w:ascii="Symbol" w:hAnsi="Symbol" w:hint="default"/>
+      </w:rPr>
+    </w:lvl>
+    <w:lvl w:ilvl="4" w:tplc="20000003" w:tentative="1">
+      <w:start w:val="1"/>
+      <w:numFmt w:val="bullet"/>
+      <w:lvlText w:val="o"/>
+      <w:lvlJc w:val="left"/>
+      <w:pPr>
+        <w:ind w:left="4320" w:hanging="360"/>
+      </w:pPr>
+      <w:rPr>
+        <w:rFonts w:ascii="Courier New" w:hAnsi="Courier New" w:cs="Courier New" w:hint="default"/>
+      </w:rPr>
+    </w:lvl>
+    <w:lvl w:ilvl="5" w:tplc="20000005" w:tentative="1">
+      <w:start w:val="1"/>
+      <w:numFmt w:val="bullet"/>
+      <w:lvlText w:val=""/>
+      <w:lvlJc w:val="left"/>
+      <w:pPr>
+        <w:ind w:left="5040" w:hanging="360"/>
+      </w:pPr>
+      <w:rPr>
+        <w:rFonts w:ascii="Wingdings" w:hAnsi="Wingdings" w:hint="default"/>
+      </w:rPr>
+    </w:lvl>
+    <w:lvl w:ilvl="6" w:tplc="20000001" w:tentative="1">
+      <w:start w:val="1"/>
+      <w:numFmt w:val="bullet"/>
+      <w:lvlText w:val=""/>
+      <w:lvlJc w:val="left"/>
+      <w:pPr>
+        <w:ind w:left="5760" w:hanging="360"/>
+      </w:pPr>
+      <w:rPr>
+        <w:rFonts w:ascii="Symbol" w:hAnsi="Symbol" w:hint="default"/>
+      </w:rPr>
+    </w:lvl>
+    <w:lvl w:ilvl="7" w:tplc="20000003" w:tentative="1">
+      <w:start w:val="1"/>
+      <w:numFmt w:val="bullet"/>
+      <w:lvlText w:val="o"/>
+      <w:lvlJc w:val="left"/>
+      <w:pPr>
+        <w:ind w:left="6480" w:hanging="360"/>
+      </w:pPr>
+      <w:rPr>
+        <w:rFonts w:ascii="Courier New" w:hAnsi="Courier New" w:cs="Courier New" w:hint="default"/>
+      </w:rPr>
+    </w:lvl>
+    <w:lvl w:ilvl="8" w:tplc="20000005" w:tentative="1">
+      <w:start w:val="1"/>
+      <w:numFmt w:val="bullet"/>
+      <w:lvlText w:val=""/>
+      <w:lvlJc w:val="left"/>
+      <w:pPr>
+        <w:ind w:left="7200" w:hanging="360"/>
+      </w:pPr>
+      <w:rPr>
+        <w:rFonts w:ascii="Wingdings" w:hAnsi="Wingdings" w:hint="default"/>
+      </w:rPr>
+    </w:lvl>
+  </w:abstractNum>
+  <w:abstractNum w:abstractNumId="3" w15:restartNumberingAfterBreak="0">
     <w:nsid w:val="0D302DF9"/>
     <w:multiLevelType w:val="hybridMultilevel"/>
     <w:tmpl w:val="D5D28F78"/>
@@ -5656,7 +8002,7 @@
       </w:pPr>
     </w:lvl>
   </w:abstractNum>
-  <w:abstractNum w:abstractNumId="3">
+  <w:abstractNum w:abstractNumId="4" w15:restartNumberingAfterBreak="0">
     <w:nsid w:val="0D4708E1"/>
     <w:multiLevelType w:val="hybridMultilevel"/>
     <w:tmpl w:val="BC8CC5E4"/>
@@ -5769,7 +8115,7 @@
       </w:rPr>
     </w:lvl>
   </w:abstractNum>
-  <w:abstractNum w:abstractNumId="4">
+  <w:abstractNum w:abstractNumId="5" w15:restartNumberingAfterBreak="0">
     <w:nsid w:val="11BC1B63"/>
     <w:multiLevelType w:val="hybridMultilevel"/>
     <w:tmpl w:val="B258670C"/>
@@ -5882,7 +8228,7 @@
       </w:rPr>
     </w:lvl>
   </w:abstractNum>
-  <w:abstractNum w:abstractNumId="5">
+  <w:abstractNum w:abstractNumId="6" w15:restartNumberingAfterBreak="0">
     <w:nsid w:val="18290BF2"/>
     <w:multiLevelType w:val="hybridMultilevel"/>
     <w:tmpl w:val="0572470E"/>
@@ -5971,7 +8317,7 @@
       </w:pPr>
     </w:lvl>
   </w:abstractNum>
-  <w:abstractNum w:abstractNumId="6">
+  <w:abstractNum w:abstractNumId="7" w15:restartNumberingAfterBreak="0">
     <w:nsid w:val="20D5349B"/>
     <w:multiLevelType w:val="hybridMultilevel"/>
     <w:tmpl w:val="CA9A079C"/>
@@ -6060,7 +8406,7 @@
       </w:pPr>
     </w:lvl>
   </w:abstractNum>
-  <w:abstractNum w:abstractNumId="7">
+  <w:abstractNum w:abstractNumId="8" w15:restartNumberingAfterBreak="0">
     <w:nsid w:val="2D695356"/>
     <w:multiLevelType w:val="hybridMultilevel"/>
     <w:tmpl w:val="27509F44"/>
@@ -6146,7 +8492,120 @@
       </w:pPr>
     </w:lvl>
   </w:abstractNum>
-  <w:abstractNum w:abstractNumId="8">
+  <w:abstractNum w:abstractNumId="9" w15:restartNumberingAfterBreak="0">
+    <w:nsid w:val="2DB9560C"/>
+    <w:multiLevelType w:val="hybridMultilevel"/>
+    <w:tmpl w:val="9762376A"/>
+    <w:lvl w:ilvl="0" w:tplc="20000001">
+      <w:start w:val="1"/>
+      <w:numFmt w:val="bullet"/>
+      <w:lvlText w:val=""/>
+      <w:lvlJc w:val="left"/>
+      <w:pPr>
+        <w:ind w:left="1440" w:hanging="360"/>
+      </w:pPr>
+      <w:rPr>
+        <w:rFonts w:ascii="Symbol" w:hAnsi="Symbol" w:hint="default"/>
+      </w:rPr>
+    </w:lvl>
+    <w:lvl w:ilvl="1" w:tplc="20000003" w:tentative="1">
+      <w:start w:val="1"/>
+      <w:numFmt w:val="bullet"/>
+      <w:lvlText w:val="o"/>
+      <w:lvlJc w:val="left"/>
+      <w:pPr>
+        <w:ind w:left="2160" w:hanging="360"/>
+      </w:pPr>
+      <w:rPr>
+        <w:rFonts w:ascii="Courier New" w:hAnsi="Courier New" w:cs="Courier New" w:hint="default"/>
+      </w:rPr>
+    </w:lvl>
+    <w:lvl w:ilvl="2" w:tplc="20000005" w:tentative="1">
+      <w:start w:val="1"/>
+      <w:numFmt w:val="bullet"/>
+      <w:lvlText w:val=""/>
+      <w:lvlJc w:val="left"/>
+      <w:pPr>
+        <w:ind w:left="2880" w:hanging="360"/>
+      </w:pPr>
+      <w:rPr>
+        <w:rFonts w:ascii="Wingdings" w:hAnsi="Wingdings" w:hint="default"/>
+      </w:rPr>
+    </w:lvl>
+    <w:lvl w:ilvl="3" w:tplc="20000001" w:tentative="1">
+      <w:start w:val="1"/>
+      <w:numFmt w:val="bullet"/>
+      <w:lvlText w:val=""/>
+      <w:lvlJc w:val="left"/>
+      <w:pPr>
+        <w:ind w:left="3600" w:hanging="360"/>
+      </w:pPr>
+      <w:rPr>
+        <w:rFonts w:ascii="Symbol" w:hAnsi="Symbol" w:hint="default"/>
+      </w:rPr>
+    </w:lvl>
+    <w:lvl w:ilvl="4" w:tplc="20000003" w:tentative="1">
+      <w:start w:val="1"/>
+      <w:numFmt w:val="bullet"/>
+      <w:lvlText w:val="o"/>
+      <w:lvlJc w:val="left"/>
+      <w:pPr>
+        <w:ind w:left="4320" w:hanging="360"/>
+      </w:pPr>
+      <w:rPr>
+        <w:rFonts w:ascii="Courier New" w:hAnsi="Courier New" w:cs="Courier New" w:hint="default"/>
+      </w:rPr>
+    </w:lvl>
+    <w:lvl w:ilvl="5" w:tplc="20000005" w:tentative="1">
+      <w:start w:val="1"/>
+      <w:numFmt w:val="bullet"/>
+      <w:lvlText w:val=""/>
+      <w:lvlJc w:val="left"/>
+      <w:pPr>
+        <w:ind w:left="5040" w:hanging="360"/>
+      </w:pPr>
+      <w:rPr>
+        <w:rFonts w:ascii="Wingdings" w:hAnsi="Wingdings" w:hint="default"/>
+      </w:rPr>
+    </w:lvl>
+    <w:lvl w:ilvl="6" w:tplc="20000001" w:tentative="1">
+      <w:start w:val="1"/>
+      <w:numFmt w:val="bullet"/>
+      <w:lvlText w:val=""/>
+      <w:lvlJc w:val="left"/>
+      <w:pPr>
+        <w:ind w:left="5760" w:hanging="360"/>
+      </w:pPr>
+      <w:rPr>
+        <w:rFonts w:ascii="Symbol" w:hAnsi="Symbol" w:hint="default"/>
+      </w:rPr>
+    </w:lvl>
+    <w:lvl w:ilvl="7" w:tplc="20000003" w:tentative="1">
+      <w:start w:val="1"/>
+      <w:numFmt w:val="bullet"/>
+      <w:lvlText w:val="o"/>
+      <w:lvlJc w:val="left"/>
+      <w:pPr>
+        <w:ind w:left="6480" w:hanging="360"/>
+      </w:pPr>
+      <w:rPr>
+        <w:rFonts w:ascii="Courier New" w:hAnsi="Courier New" w:cs="Courier New" w:hint="default"/>
+      </w:rPr>
+    </w:lvl>
+    <w:lvl w:ilvl="8" w:tplc="20000005" w:tentative="1">
+      <w:start w:val="1"/>
+      <w:numFmt w:val="bullet"/>
+      <w:lvlText w:val=""/>
+      <w:lvlJc w:val="left"/>
+      <w:pPr>
+        <w:ind w:left="7200" w:hanging="360"/>
+      </w:pPr>
+      <w:rPr>
+        <w:rFonts w:ascii="Wingdings" w:hAnsi="Wingdings" w:hint="default"/>
+      </w:rPr>
+    </w:lvl>
+  </w:abstractNum>
+  <w:abstractNum w:abstractNumId="10" w15:restartNumberingAfterBreak="0">
     <w:nsid w:val="2F4116EC"/>
     <w:multiLevelType w:val="hybridMultilevel"/>
     <w:tmpl w:val="5DB66E32"/>
@@ -6259,7 +8718,7 @@
       </w:rPr>
     </w:lvl>
   </w:abstractNum>
-  <w:abstractNum w:abstractNumId="9">
+  <w:abstractNum w:abstractNumId="11" w15:restartNumberingAfterBreak="0">
     <w:nsid w:val="321F7F52"/>
     <w:multiLevelType w:val="hybridMultilevel"/>
     <w:tmpl w:val="0016B0A0"/>
@@ -6372,7 +8831,7 @@
       </w:rPr>
     </w:lvl>
   </w:abstractNum>
-  <w:abstractNum w:abstractNumId="10">
+  <w:abstractNum w:abstractNumId="12" w15:restartNumberingAfterBreak="0">
     <w:nsid w:val="36187DAE"/>
     <w:multiLevelType w:val="hybridMultilevel"/>
     <w:tmpl w:val="949EDA54"/>
@@ -6461,7 +8920,7 @@
       </w:pPr>
     </w:lvl>
   </w:abstractNum>
-  <w:abstractNum w:abstractNumId="11">
+  <w:abstractNum w:abstractNumId="13" w15:restartNumberingAfterBreak="0">
     <w:nsid w:val="364662FB"/>
     <w:multiLevelType w:val="hybridMultilevel"/>
     <w:tmpl w:val="04E2B7A8"/>
@@ -6553,7 +9012,7 @@
       </w:pPr>
     </w:lvl>
   </w:abstractNum>
-  <w:abstractNum w:abstractNumId="12">
+  <w:abstractNum w:abstractNumId="14" w15:restartNumberingAfterBreak="0">
     <w:nsid w:val="3CB7706A"/>
     <w:multiLevelType w:val="hybridMultilevel"/>
     <w:tmpl w:val="A142E5C0"/>
@@ -6666,7 +9125,7 @@
       </w:rPr>
     </w:lvl>
   </w:abstractNum>
-  <w:abstractNum w:abstractNumId="13">
+  <w:abstractNum w:abstractNumId="15" w15:restartNumberingAfterBreak="0">
     <w:nsid w:val="3CC63B99"/>
     <w:multiLevelType w:val="hybridMultilevel"/>
     <w:tmpl w:val="1748ACD4"/>
@@ -6752,7 +9211,7 @@
       </w:pPr>
     </w:lvl>
   </w:abstractNum>
-  <w:abstractNum w:abstractNumId="14">
+  <w:abstractNum w:abstractNumId="16" w15:restartNumberingAfterBreak="0">
     <w:nsid w:val="445A61E6"/>
     <w:multiLevelType w:val="hybridMultilevel"/>
     <w:tmpl w:val="188ABF98"/>
@@ -6865,7 +9324,7 @@
       </w:rPr>
     </w:lvl>
   </w:abstractNum>
-  <w:abstractNum w:abstractNumId="15">
+  <w:abstractNum w:abstractNumId="17" w15:restartNumberingAfterBreak="0">
     <w:nsid w:val="48CE4A41"/>
     <w:multiLevelType w:val="hybridMultilevel"/>
     <w:tmpl w:val="8DF22902"/>
@@ -6978,7 +9437,7 @@
       </w:rPr>
     </w:lvl>
   </w:abstractNum>
-  <w:abstractNum w:abstractNumId="16">
+  <w:abstractNum w:abstractNumId="18" w15:restartNumberingAfterBreak="0">
     <w:nsid w:val="4EAC611B"/>
     <w:multiLevelType w:val="hybridMultilevel"/>
     <w:tmpl w:val="905C8FDC"/>
@@ -7067,7 +9526,7 @@
       </w:pPr>
     </w:lvl>
   </w:abstractNum>
-  <w:abstractNum w:abstractNumId="17">
+  <w:abstractNum w:abstractNumId="19" w15:restartNumberingAfterBreak="0">
     <w:nsid w:val="4ECE6A8C"/>
     <w:multiLevelType w:val="hybridMultilevel"/>
     <w:tmpl w:val="A3DA7EAE"/>
@@ -7180,7 +9639,7 @@
       </w:rPr>
     </w:lvl>
   </w:abstractNum>
-  <w:abstractNum w:abstractNumId="18">
+  <w:abstractNum w:abstractNumId="20" w15:restartNumberingAfterBreak="0">
     <w:nsid w:val="5163195F"/>
     <w:multiLevelType w:val="hybridMultilevel"/>
     <w:tmpl w:val="CA9A079C"/>
@@ -7269,7 +9728,7 @@
       </w:pPr>
     </w:lvl>
   </w:abstractNum>
-  <w:abstractNum w:abstractNumId="19">
+  <w:abstractNum w:abstractNumId="21" w15:restartNumberingAfterBreak="0">
     <w:nsid w:val="517B1845"/>
     <w:multiLevelType w:val="hybridMultilevel"/>
     <w:tmpl w:val="73E2300E"/>
@@ -7382,7 +9841,7 @@
       </w:rPr>
     </w:lvl>
   </w:abstractNum>
-  <w:abstractNum w:abstractNumId="20">
+  <w:abstractNum w:abstractNumId="22" w15:restartNumberingAfterBreak="0">
     <w:nsid w:val="5E106381"/>
     <w:multiLevelType w:val="hybridMultilevel"/>
     <w:tmpl w:val="CCEAD972"/>
@@ -7471,7 +9930,7 @@
       </w:pPr>
     </w:lvl>
   </w:abstractNum>
-  <w:abstractNum w:abstractNumId="21">
+  <w:abstractNum w:abstractNumId="23" w15:restartNumberingAfterBreak="0">
     <w:nsid w:val="641953C1"/>
     <w:multiLevelType w:val="hybridMultilevel"/>
     <w:tmpl w:val="B9F6876C"/>
@@ -7584,7 +10043,7 @@
       </w:rPr>
     </w:lvl>
   </w:abstractNum>
-  <w:abstractNum w:abstractNumId="22">
+  <w:abstractNum w:abstractNumId="24" w15:restartNumberingAfterBreak="0">
     <w:nsid w:val="680850D2"/>
     <w:multiLevelType w:val="hybridMultilevel"/>
     <w:tmpl w:val="391AF31C"/>
@@ -7697,7 +10156,7 @@
       </w:rPr>
     </w:lvl>
   </w:abstractNum>
-  <w:abstractNum w:abstractNumId="23">
+  <w:abstractNum w:abstractNumId="25" w15:restartNumberingAfterBreak="0">
     <w:nsid w:val="695B1FC5"/>
     <w:multiLevelType w:val="hybridMultilevel"/>
     <w:tmpl w:val="7688B7E4"/>
@@ -7810,7 +10269,7 @@
       </w:rPr>
     </w:lvl>
   </w:abstractNum>
-  <w:abstractNum w:abstractNumId="24">
+  <w:abstractNum w:abstractNumId="26" w15:restartNumberingAfterBreak="0">
     <w:nsid w:val="6D076F2B"/>
     <w:multiLevelType w:val="hybridMultilevel"/>
     <w:tmpl w:val="4D54ED9C"/>
@@ -7923,7 +10382,7 @@
       </w:rPr>
     </w:lvl>
   </w:abstractNum>
-  <w:abstractNum w:abstractNumId="25">
+  <w:abstractNum w:abstractNumId="27" w15:restartNumberingAfterBreak="0">
     <w:nsid w:val="6E3F2B2F"/>
     <w:multiLevelType w:val="hybridMultilevel"/>
     <w:tmpl w:val="AD041594"/>
@@ -8036,7 +10495,7 @@
       </w:rPr>
     </w:lvl>
   </w:abstractNum>
-  <w:abstractNum w:abstractNumId="26">
+  <w:abstractNum w:abstractNumId="28" w15:restartNumberingAfterBreak="0">
     <w:nsid w:val="746345B1"/>
     <w:multiLevelType w:val="hybridMultilevel"/>
     <w:tmpl w:val="22568D92"/>
@@ -8125,7 +10584,7 @@
       </w:pPr>
     </w:lvl>
   </w:abstractNum>
-  <w:abstractNum w:abstractNumId="27">
+  <w:abstractNum w:abstractNumId="29" w15:restartNumberingAfterBreak="0">
     <w:nsid w:val="755C1C22"/>
     <w:multiLevelType w:val="hybridMultilevel"/>
     <w:tmpl w:val="977E29A6"/>
@@ -8238,95 +10697,101 @@
       </w:rPr>
     </w:lvl>
   </w:abstractNum>
-  <w:num w:numId="1">
+  <w:num w:numId="1" w16cid:durableId="1151560216">
+    <w:abstractNumId w:val="29"/>
+  </w:num>
+  <w:num w:numId="2" w16cid:durableId="1038235065">
+    <w:abstractNumId w:val="5"/>
+  </w:num>
+  <w:num w:numId="3" w16cid:durableId="1951467206">
+    <w:abstractNumId w:val="17"/>
+  </w:num>
+  <w:num w:numId="4" w16cid:durableId="1451894937">
+    <w:abstractNumId w:val="18"/>
+  </w:num>
+  <w:num w:numId="5" w16cid:durableId="1332248307">
+    <w:abstractNumId w:val="28"/>
+  </w:num>
+  <w:num w:numId="6" w16cid:durableId="518549143">
+    <w:abstractNumId w:val="6"/>
+  </w:num>
+  <w:num w:numId="7" w16cid:durableId="1488938673">
+    <w:abstractNumId w:val="20"/>
+  </w:num>
+  <w:num w:numId="8" w16cid:durableId="1238858044">
+    <w:abstractNumId w:val="24"/>
+  </w:num>
+  <w:num w:numId="9" w16cid:durableId="632176091">
+    <w:abstractNumId w:val="3"/>
+  </w:num>
+  <w:num w:numId="10" w16cid:durableId="1761757132">
+    <w:abstractNumId w:val="8"/>
+  </w:num>
+  <w:num w:numId="11" w16cid:durableId="11419798">
+    <w:abstractNumId w:val="25"/>
+  </w:num>
+  <w:num w:numId="12" w16cid:durableId="1556156624">
+    <w:abstractNumId w:val="14"/>
+  </w:num>
+  <w:num w:numId="13" w16cid:durableId="2023120045">
+    <w:abstractNumId w:val="0"/>
+  </w:num>
+  <w:num w:numId="14" w16cid:durableId="1915506041">
+    <w:abstractNumId w:val="11"/>
+  </w:num>
+  <w:num w:numId="15" w16cid:durableId="1899969951">
+    <w:abstractNumId w:val="10"/>
+  </w:num>
+  <w:num w:numId="16" w16cid:durableId="1975982170">
+    <w:abstractNumId w:val="26"/>
+  </w:num>
+  <w:num w:numId="17" w16cid:durableId="300114277">
+    <w:abstractNumId w:val="19"/>
+  </w:num>
+  <w:num w:numId="18" w16cid:durableId="1770269406">
+    <w:abstractNumId w:val="7"/>
+  </w:num>
+  <w:num w:numId="19" w16cid:durableId="2004233861">
+    <w:abstractNumId w:val="1"/>
+  </w:num>
+  <w:num w:numId="20" w16cid:durableId="1999773094">
     <w:abstractNumId w:val="27"/>
   </w:num>
-  <w:num w:numId="2">
+  <w:num w:numId="21" w16cid:durableId="1565679464">
+    <w:abstractNumId w:val="21"/>
+  </w:num>
+  <w:num w:numId="22" w16cid:durableId="228928631">
+    <w:abstractNumId w:val="13"/>
+  </w:num>
+  <w:num w:numId="23" w16cid:durableId="2123835434">
+    <w:abstractNumId w:val="12"/>
+  </w:num>
+  <w:num w:numId="24" w16cid:durableId="977227854">
+    <w:abstractNumId w:val="23"/>
+  </w:num>
+  <w:num w:numId="25" w16cid:durableId="1254705015">
+    <w:abstractNumId w:val="15"/>
+  </w:num>
+  <w:num w:numId="26" w16cid:durableId="735014660">
+    <w:abstractNumId w:val="22"/>
+  </w:num>
+  <w:num w:numId="27" w16cid:durableId="1132357754">
     <w:abstractNumId w:val="4"/>
   </w:num>
-  <w:num w:numId="3">
-    <w:abstractNumId w:val="15"/>
-  </w:num>
-  <w:num w:numId="4">
+  <w:num w:numId="28" w16cid:durableId="534343178">
     <w:abstractNumId w:val="16"/>
   </w:num>
-  <w:num w:numId="5">
-    <w:abstractNumId w:val="26"/>
-  </w:num>
-  <w:num w:numId="6">
-    <w:abstractNumId w:val="5"/>
-  </w:num>
-  <w:num w:numId="7">
-    <w:abstractNumId w:val="18"/>
-  </w:num>
-  <w:num w:numId="8">
-    <w:abstractNumId w:val="22"/>
-  </w:num>
-  <w:num w:numId="9">
-    <w:abstractNumId w:val="2"/>
-  </w:num>
-  <w:num w:numId="10">
-    <w:abstractNumId w:val="7"/>
-  </w:num>
-  <w:num w:numId="11">
-    <w:abstractNumId w:val="23"/>
-  </w:num>
-  <w:num w:numId="12">
-    <w:abstractNumId w:val="12"/>
-  </w:num>
-  <w:num w:numId="13">
-    <w:abstractNumId w:val="0"/>
-  </w:num>
-  <w:num w:numId="14">
+  <w:num w:numId="29" w16cid:durableId="1187408994">
     <w:abstractNumId w:val="9"/>
   </w:num>
-  <w:num w:numId="15">
-    <w:abstractNumId w:val="8"/>
-  </w:num>
-  <w:num w:numId="16">
-    <w:abstractNumId w:val="24"/>
-  </w:num>
-  <w:num w:numId="17">
-    <w:abstractNumId w:val="17"/>
-  </w:num>
-  <w:num w:numId="18">
-    <w:abstractNumId w:val="6"/>
-  </w:num>
-  <w:num w:numId="19">
-    <w:abstractNumId w:val="1"/>
-  </w:num>
-  <w:num w:numId="20">
-    <w:abstractNumId w:val="25"/>
-  </w:num>
-  <w:num w:numId="21">
-    <w:abstractNumId w:val="19"/>
-  </w:num>
-  <w:num w:numId="22">
-    <w:abstractNumId w:val="11"/>
-  </w:num>
-  <w:num w:numId="23">
-    <w:abstractNumId w:val="10"/>
-  </w:num>
-  <w:num w:numId="24">
-    <w:abstractNumId w:val="21"/>
-  </w:num>
-  <w:num w:numId="25">
-    <w:abstractNumId w:val="13"/>
-  </w:num>
-  <w:num w:numId="26">
-    <w:abstractNumId w:val="20"/>
-  </w:num>
-  <w:num w:numId="27">
-    <w:abstractNumId w:val="3"/>
-  </w:num>
-  <w:num w:numId="28">
-    <w:abstractNumId w:val="14"/>
+  <w:num w:numId="30" w16cid:durableId="1280256612">
+    <w:abstractNumId w:val="2"/>
   </w:num>
 </w:numbering>
 </file>
 
 <file path=word/styles.xml><?xml version="1.0" encoding="utf-8"?>
-<w:styles xmlns:mc="http://schemas.openxmlformats.org/markup-compatibility/2006" xmlns:r="http://schemas.openxmlformats.org/officeDocument/2006/relationships" xmlns:w="http://schemas.openxmlformats.org/wordprocessingml/2006/main" xmlns:w14="http://schemas.microsoft.com/office/word/2010/wordml" xmlns:w15="http://schemas.microsoft.com/office/word/2012/wordml" mc:Ignorable="w14 w15">
+<w:styles xmlns:mc="http://schemas.openxmlformats.org/markup-compatibility/2006" xmlns:r="http://schemas.openxmlformats.org/officeDocument/2006/relationships" xmlns:w="http://schemas.openxmlformats.org/wordprocessingml/2006/main" xmlns:w14="http://schemas.microsoft.com/office/word/2010/wordml" xmlns:w15="http://schemas.microsoft.com/office/word/2012/wordml" xmlns:w16cex="http://schemas.microsoft.com/office/word/2018/wordml/cex" xmlns:w16cid="http://schemas.microsoft.com/office/word/2016/wordml/cid" xmlns:w16="http://schemas.microsoft.com/office/word/2018/wordml" xmlns:w16sdtdh="http://schemas.microsoft.com/office/word/2020/wordml/sdtdatahash" xmlns:w16se="http://schemas.microsoft.com/office/word/2015/wordml/symex" mc:Ignorable="w14 w15 w16se w16cid w16 w16cex w16sdtdh">
   <w:docDefaults>
     <w:rPrDefault>
       <w:rPr>
@@ -8342,7 +10807,7 @@
       </w:pPr>
     </w:pPrDefault>
   </w:docDefaults>
-  <w:latentStyles w:defLockedState="0" w:defUIPriority="99" w:defSemiHidden="0" w:defUnhideWhenUsed="0" w:defQFormat="0" w:count="371">
+  <w:latentStyles w:defLockedState="0" w:defUIPriority="99" w:defSemiHidden="0" w:defUnhideWhenUsed="0" w:defQFormat="0" w:count="376">
     <w:lsdException w:name="Normal" w:uiPriority="0" w:qFormat="1"/>
     <w:lsdException w:name="heading 1" w:uiPriority="9" w:qFormat="1"/>
     <w:lsdException w:name="heading 2" w:semiHidden="1" w:uiPriority="9" w:unhideWhenUsed="1" w:qFormat="1"/>
@@ -8714,10 +11179,16 @@
     <w:lsdException w:name="List Table 5 Dark Accent 6" w:uiPriority="50"/>
     <w:lsdException w:name="List Table 6 Colorful Accent 6" w:uiPriority="51"/>
     <w:lsdException w:name="List Table 7 Colorful Accent 6" w:uiPriority="52"/>
+    <w:lsdException w:name="Mention" w:semiHidden="1" w:unhideWhenUsed="1"/>
+    <w:lsdException w:name="Smart Hyperlink" w:semiHidden="1" w:unhideWhenUsed="1"/>
+    <w:lsdException w:name="Hashtag" w:semiHidden="1" w:unhideWhenUsed="1"/>
+    <w:lsdException w:name="Unresolved Mention" w:semiHidden="1" w:unhideWhenUsed="1"/>
+    <w:lsdException w:name="Smart Link" w:semiHidden="1" w:unhideWhenUsed="1"/>
   </w:latentStyles>
   <w:style w:type="paragraph" w:default="1" w:styleId="a">
     <w:name w:val="Normal"/>
     <w:qFormat/>
+    <w:rsid w:val="00074AEC"/>
   </w:style>
   <w:style w:type="character" w:default="1" w:styleId="a0">
     <w:name w:val="Default Paragraph Font"/>
